--- a/电子技术创新/电子技术创新设计结题报告-学号-班级-姓名.docx
+++ b/电子技术创新/电子技术创新设计结题报告-学号-班级-姓名.docx
@@ -10,36 +10,34 @@
         <w:tblLook w:val="04A0" w:firstRow="1" w:lastRow="0" w:firstColumn="1" w:lastColumn="0" w:noHBand="0" w:noVBand="1"/>
       </w:tblPr>
       <w:tblGrid>
-        <w:gridCol w:w="2041"/>
-        <w:gridCol w:w="57"/>
-        <w:gridCol w:w="170"/>
-        <w:gridCol w:w="827"/>
-        <w:gridCol w:w="240"/>
-        <w:gridCol w:w="100"/>
-        <w:gridCol w:w="251"/>
-        <w:gridCol w:w="680"/>
-        <w:gridCol w:w="375"/>
-        <w:gridCol w:w="362"/>
-        <w:gridCol w:w="360"/>
-        <w:gridCol w:w="358"/>
-        <w:gridCol w:w="692"/>
-        <w:gridCol w:w="385"/>
-        <w:gridCol w:w="1040"/>
-        <w:gridCol w:w="227"/>
-        <w:gridCol w:w="57"/>
-        <w:gridCol w:w="1745"/>
-        <w:gridCol w:w="220"/>
-        <w:gridCol w:w="20"/>
+        <w:gridCol w:w="1100"/>
+        <w:gridCol w:w="939"/>
+        <w:gridCol w:w="335"/>
+        <w:gridCol w:w="284"/>
+        <w:gridCol w:w="435"/>
+        <w:gridCol w:w="1407"/>
+        <w:gridCol w:w="428"/>
+        <w:gridCol w:w="173"/>
+        <w:gridCol w:w="218"/>
+        <w:gridCol w:w="601"/>
+        <w:gridCol w:w="676"/>
+        <w:gridCol w:w="458"/>
+        <w:gridCol w:w="1166"/>
+        <w:gridCol w:w="675"/>
+        <w:gridCol w:w="283"/>
+        <w:gridCol w:w="647"/>
+        <w:gridCol w:w="140"/>
+        <w:gridCol w:w="242"/>
       </w:tblGrid>
       <w:tr>
         <w:trPr>
           <w:cantSplit/>
-          <w:trHeight w:hRule="exact" w:val="340"/>
+          <w:trHeight w:hRule="exact" w:val="568"/>
         </w:trPr>
         <w:tc>
           <w:tcPr>
-            <w:tcW w:w="8222" w:type="dxa"/>
-            <w:gridSpan w:val="17"/>
+            <w:tcW w:w="8220" w:type="dxa"/>
+            <w:gridSpan w:val="13"/>
           </w:tcPr>
           <w:p>
             <w:pPr>
@@ -51,12 +49,6 @@
               <w:rPr>
                 <w:rFonts w:hint="eastAsia"/>
               </w:rPr>
-              <w:t xml:space="preserve"> </w:t>
-            </w:r>
-            <w:r>
-              <w:rPr>
-                <w:rFonts w:hint="eastAsia"/>
-              </w:rPr>
               <w:t>班</w:t>
             </w:r>
             <w:r>
@@ -75,30 +67,25 @@
         </w:tc>
         <w:tc>
           <w:tcPr>
-            <w:tcW w:w="1985" w:type="dxa"/>
-            <w:gridSpan w:val="3"/>
+            <w:tcW w:w="1987" w:type="dxa"/>
+            <w:gridSpan w:val="5"/>
           </w:tcPr>
           <w:p>
             <w:pPr>
-              <w:ind w:firstLine="480"/>
+              <w:ind w:firstLine="420"/>
+              <w:rPr>
+                <w:rFonts w:ascii="宋体" w:hAnsi="宋体" w:hint="eastAsia"/>
+                <w:sz w:val="21"/>
+                <w:szCs w:val="21"/>
+              </w:rPr>
             </w:pPr>
             <w:r>
               <w:rPr>
-                <w:rFonts w:hint="eastAsia"/>
-              </w:rPr>
-              <w:t>(</w:t>
-            </w:r>
-            <w:r>
-              <w:rPr>
                 <w:rFonts w:ascii="宋体" w:hAnsi="宋体" w:hint="eastAsia"/>
+                <w:sz w:val="21"/>
+                <w:szCs w:val="21"/>
               </w:rPr>
               <w:t>自控2401</w:t>
-            </w:r>
-            <w:r>
-              <w:rPr>
-                <w:rFonts w:hint="eastAsia"/>
-              </w:rPr>
-              <w:t>)</w:t>
             </w:r>
           </w:p>
         </w:tc>
@@ -106,12 +93,12 @@
       <w:tr>
         <w:trPr>
           <w:cantSplit/>
-          <w:trHeight w:hRule="exact" w:val="794"/>
+          <w:trHeight w:hRule="exact" w:val="510"/>
         </w:trPr>
         <w:tc>
           <w:tcPr>
-            <w:tcW w:w="8222" w:type="dxa"/>
-            <w:gridSpan w:val="17"/>
+            <w:tcW w:w="8220" w:type="dxa"/>
+            <w:gridSpan w:val="13"/>
           </w:tcPr>
           <w:p>
             <w:pPr>
@@ -123,7 +110,7 @@
                 <w:noProof/>
               </w:rPr>
               <w:drawing>
-                <wp:anchor distT="0" distB="0" distL="114300" distR="114300" simplePos="0" relativeHeight="251661312" behindDoc="1" locked="0" layoutInCell="1" allowOverlap="1" wp14:anchorId="7D1A24D4" wp14:editId="6F03D6E5">
+                <wp:anchor distT="0" distB="0" distL="114300" distR="114300" simplePos="0" relativeHeight="251645440" behindDoc="1" locked="0" layoutInCell="1" allowOverlap="1" wp14:anchorId="3A00EA08" wp14:editId="501F18C9">
                   <wp:simplePos x="0" y="0"/>
                   <wp:positionH relativeFrom="column">
                     <wp:posOffset>42545</wp:posOffset>
@@ -206,41 +193,36 @@
         </w:tc>
         <w:tc>
           <w:tcPr>
-            <w:tcW w:w="1985" w:type="dxa"/>
-            <w:gridSpan w:val="3"/>
+            <w:tcW w:w="1987" w:type="dxa"/>
+            <w:gridSpan w:val="5"/>
           </w:tcPr>
           <w:p>
             <w:pPr>
-              <w:ind w:firstLine="480"/>
+              <w:ind w:firstLine="420"/>
+              <w:rPr>
+                <w:rFonts w:ascii="宋体" w:hAnsi="宋体" w:hint="eastAsia"/>
+                <w:sz w:val="21"/>
+                <w:szCs w:val="21"/>
+              </w:rPr>
             </w:pPr>
             <w:r>
               <w:rPr>
-                <w:rFonts w:hint="eastAsia"/>
-              </w:rPr>
-              <w:t>(</w:t>
-            </w:r>
-            <w:r>
-              <w:rPr>
                 <w:rFonts w:ascii="宋体" w:hAnsi="宋体" w:hint="eastAsia"/>
+                <w:sz w:val="21"/>
+                <w:szCs w:val="21"/>
               </w:rPr>
               <w:t>2024030448</w:t>
-            </w:r>
-            <w:r>
-              <w:rPr>
-                <w:rFonts w:hint="eastAsia"/>
-              </w:rPr>
-              <w:t>)</w:t>
             </w:r>
           </w:p>
         </w:tc>
       </w:tr>
       <w:tr>
         <w:trPr>
-          <w:trHeight w:hRule="exact" w:val="1134"/>
+          <w:trHeight w:hRule="exact" w:val="1411"/>
         </w:trPr>
         <w:tc>
           <w:tcPr>
-            <w:tcW w:w="2268" w:type="dxa"/>
+            <w:tcW w:w="2374" w:type="dxa"/>
             <w:gridSpan w:val="3"/>
           </w:tcPr>
           <w:p>
@@ -251,14 +233,14 @@
         </w:tc>
         <w:tc>
           <w:tcPr>
-            <w:tcW w:w="5670" w:type="dxa"/>
+            <w:tcW w:w="6804" w:type="dxa"/>
             <w:gridSpan w:val="12"/>
             <w:vAlign w:val="center"/>
           </w:tcPr>
           <w:p>
             <w:pPr>
-              <w:ind w:left="-57" w:right="-57" w:firstLine="1440"/>
-              <w:jc w:val="distribute"/>
+              <w:spacing w:line="240" w:lineRule="auto"/>
+              <w:ind w:right="-57" w:firstLineChars="127" w:firstLine="914"/>
               <w:rPr>
                 <w:rFonts w:eastAsia="华文行楷"/>
                 <w:sz w:val="72"/>
@@ -275,8 +257,8 @@
         </w:tc>
         <w:tc>
           <w:tcPr>
-            <w:tcW w:w="2269" w:type="dxa"/>
-            <w:gridSpan w:val="5"/>
+            <w:tcW w:w="1029" w:type="dxa"/>
+            <w:gridSpan w:val="3"/>
           </w:tcPr>
           <w:p>
             <w:pPr>
@@ -291,7 +273,8 @@
         </w:trPr>
         <w:tc>
           <w:tcPr>
-            <w:tcW w:w="2041" w:type="dxa"/>
+            <w:tcW w:w="2039" w:type="dxa"/>
+            <w:gridSpan w:val="2"/>
           </w:tcPr>
           <w:p>
             <w:pPr>
@@ -301,13 +284,39 @@
         </w:tc>
         <w:tc>
           <w:tcPr>
-            <w:tcW w:w="6124" w:type="dxa"/>
-            <w:gridSpan w:val="15"/>
+            <w:tcW w:w="6856" w:type="dxa"/>
+            <w:gridSpan w:val="12"/>
             <w:vAlign w:val="center"/>
           </w:tcPr>
           <w:p>
             <w:pPr>
-              <w:ind w:firstLine="1440"/>
+              <w:spacing w:line="240" w:lineRule="auto"/>
+              <w:ind w:left="1440" w:hangingChars="200" w:hanging="1440"/>
+              <w:jc w:val="distribute"/>
+              <w:rPr>
+                <w:rFonts w:ascii="方正小标宋简体" w:eastAsia="方正小标宋简体" w:hint="eastAsia"/>
+                <w:sz w:val="72"/>
+              </w:rPr>
+            </w:pPr>
+            <w:r>
+              <w:rPr>
+                <w:rFonts w:ascii="方正小标宋简体" w:eastAsia="方正小标宋简体" w:hint="eastAsia"/>
+                <w:sz w:val="72"/>
+              </w:rPr>
+              <w:t>电子技术创新设</w:t>
+            </w:r>
+            <w:r>
+              <w:rPr>
+                <w:rFonts w:ascii="方正小标宋简体" w:eastAsia="方正小标宋简体" w:hint="eastAsia"/>
+                <w:sz w:val="72"/>
+              </w:rPr>
+              <w:t>计</w:t>
+            </w:r>
+          </w:p>
+          <w:p>
+            <w:pPr>
+              <w:spacing w:line="240" w:lineRule="auto"/>
+              <w:ind w:left="1440" w:hangingChars="200" w:hanging="1440"/>
               <w:jc w:val="distribute"/>
               <w:rPr>
                 <w:rFonts w:ascii="方正小标宋简体" w:eastAsia="方正小标宋简体"/>
@@ -319,13 +328,13 @@
                 <w:rFonts w:ascii="方正小标宋简体" w:eastAsia="方正小标宋简体" w:hint="eastAsia"/>
                 <w:sz w:val="72"/>
               </w:rPr>
-              <w:t>电子技术创新设计结题报告</w:t>
+              <w:t>结题报告</w:t>
             </w:r>
           </w:p>
         </w:tc>
         <w:tc>
           <w:tcPr>
-            <w:tcW w:w="2042" w:type="dxa"/>
+            <w:tcW w:w="1312" w:type="dxa"/>
             <w:gridSpan w:val="4"/>
           </w:tcPr>
           <w:p>
@@ -343,7 +352,7 @@
         <w:tc>
           <w:tcPr>
             <w:tcW w:w="10207" w:type="dxa"/>
-            <w:gridSpan w:val="20"/>
+            <w:gridSpan w:val="18"/>
           </w:tcPr>
           <w:p>
             <w:pPr>
@@ -360,72 +369,19 @@
         <w:tc>
           <w:tcPr>
             <w:tcW w:w="10207" w:type="dxa"/>
-            <w:gridSpan w:val="20"/>
+            <w:gridSpan w:val="18"/>
           </w:tcPr>
           <w:p>
             <w:pPr>
-              <w:ind w:firstLine="400"/>
+              <w:ind w:firstLine="480"/>
             </w:pPr>
             <w:r>
               <w:rPr>
                 <w:noProof/>
-                <w:sz w:val="20"/>
-              </w:rPr>
-              <mc:AlternateContent>
-                <mc:Choice Requires="wps">
-                  <w:drawing>
-                    <wp:anchor distT="0" distB="0" distL="114300" distR="114300" simplePos="0" relativeHeight="251660288" behindDoc="0" locked="0" layoutInCell="1" allowOverlap="1" wp14:anchorId="0157EF07" wp14:editId="25799F4F">
-                      <wp:simplePos x="0" y="0"/>
-                      <wp:positionH relativeFrom="column">
-                        <wp:posOffset>-616585</wp:posOffset>
-                      </wp:positionH>
-                      <wp:positionV relativeFrom="paragraph">
-                        <wp:posOffset>10795</wp:posOffset>
-                      </wp:positionV>
-                      <wp:extent cx="7560310" cy="0"/>
-                      <wp:effectExtent l="0" t="0" r="0" b="0"/>
-                      <wp:wrapNone/>
-                      <wp:docPr id="65" name="直接连接符 65"/>
-                      <wp:cNvGraphicFramePr/>
-                      <a:graphic xmlns:a="http://schemas.openxmlformats.org/drawingml/2006/main">
-                        <a:graphicData uri="http://schemas.microsoft.com/office/word/2010/wordprocessingShape">
-                          <wps:wsp>
-                            <wps:cNvCnPr/>
-                            <wps:spPr>
-                              <a:xfrm>
-                                <a:off x="0" y="0"/>
-                                <a:ext cx="7560310" cy="0"/>
-                              </a:xfrm>
-                              <a:prstGeom prst="line">
-                                <a:avLst/>
-                              </a:prstGeom>
-                              <a:ln w="9525" cap="flat" cmpd="sng">
-                                <a:solidFill>
-                                  <a:srgbClr val="000000"/>
-                                </a:solidFill>
-                                <a:prstDash val="solid"/>
-                                <a:headEnd type="none" w="med" len="med"/>
-                                <a:tailEnd type="none" w="med" len="med"/>
-                              </a:ln>
-                            </wps:spPr>
-                            <wps:bodyPr/>
-                          </wps:wsp>
-                        </a:graphicData>
-                      </a:graphic>
-                    </wp:anchor>
-                  </w:drawing>
-                </mc:Choice>
-                <mc:Fallback xmlns:wpsCustomData="http://www.wps.cn/officeDocument/2013/wpsCustomData">
-                  <w:pict>
-                    <v:line id="_x0000_s1026" o:spid="_x0000_s1026" o:spt="20" style="position:absolute;left:0pt;margin-left:-48.55pt;margin-top:0.85pt;height:0pt;width:595.3pt;z-index:251660288;mso-width-relative:page;mso-height-relative:page;" filled="f" stroked="t" coordsize="21600,21600" o:gfxdata="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">
-                      <v:fill on="f" focussize="0,0"/>
-                      <v:stroke color="#000000" joinstyle="round"/>
-                      <v:imagedata o:title=""/>
-                      <o:lock v:ext="edit" aspectratio="f"/>
-                    </v:line>
-                  </w:pict>
-                </mc:Fallback>
-              </mc:AlternateContent>
+              </w:rPr>
+              <w:pict w14:anchorId="5C1A8C21">
+                <v:line id="直接连接符 65" o:spid="_x0000_s2053" style="position:absolute;left:0;text-align:left;z-index:251666432;visibility:visible;mso-wrap-style:square;mso-wrap-distance-left:9pt;mso-wrap-distance-top:0;mso-wrap-distance-right:9pt;mso-wrap-distance-bottom:0;mso-position-horizontal:absolute;mso-position-horizontal-relative:text;mso-position-vertical:absolute;mso-position-vertical-relative:text" from="-48.55pt,.85pt" to="546.75pt,.85pt" o:gfxdata="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"/>
+              </w:pict>
             </w:r>
           </w:p>
         </w:tc>
@@ -437,79 +393,26 @@
         </w:trPr>
         <w:tc>
           <w:tcPr>
-            <w:tcW w:w="5103" w:type="dxa"/>
-            <w:gridSpan w:val="10"/>
+            <w:tcW w:w="5101" w:type="dxa"/>
+            <w:gridSpan w:val="8"/>
           </w:tcPr>
           <w:p>
             <w:pPr>
-              <w:ind w:firstLine="400"/>
+              <w:ind w:firstLine="480"/>
             </w:pPr>
             <w:r>
               <w:rPr>
                 <w:noProof/>
-                <w:sz w:val="20"/>
-              </w:rPr>
-              <mc:AlternateContent>
-                <mc:Choice Requires="wps">
-                  <w:drawing>
-                    <wp:anchor distT="0" distB="0" distL="114300" distR="114300" simplePos="0" relativeHeight="251662336" behindDoc="0" locked="0" layoutInCell="1" allowOverlap="1" wp14:anchorId="45E16348" wp14:editId="72AA8E5E">
-                      <wp:simplePos x="0" y="0"/>
-                      <wp:positionH relativeFrom="column">
-                        <wp:posOffset>-616585</wp:posOffset>
-                      </wp:positionH>
-                      <wp:positionV relativeFrom="paragraph">
-                        <wp:posOffset>13335</wp:posOffset>
-                      </wp:positionV>
-                      <wp:extent cx="7560310" cy="0"/>
-                      <wp:effectExtent l="0" t="0" r="0" b="0"/>
-                      <wp:wrapNone/>
-                      <wp:docPr id="92" name="直接连接符 92"/>
-                      <wp:cNvGraphicFramePr/>
-                      <a:graphic xmlns:a="http://schemas.openxmlformats.org/drawingml/2006/main">
-                        <a:graphicData uri="http://schemas.microsoft.com/office/word/2010/wordprocessingShape">
-                          <wps:wsp>
-                            <wps:cNvCnPr/>
-                            <wps:spPr>
-                              <a:xfrm>
-                                <a:off x="0" y="0"/>
-                                <a:ext cx="7560310" cy="0"/>
-                              </a:xfrm>
-                              <a:prstGeom prst="line">
-                                <a:avLst/>
-                              </a:prstGeom>
-                              <a:ln w="9525" cap="flat" cmpd="sng">
-                                <a:solidFill>
-                                  <a:srgbClr val="000000"/>
-                                </a:solidFill>
-                                <a:prstDash val="solid"/>
-                                <a:headEnd type="none" w="med" len="med"/>
-                                <a:tailEnd type="none" w="med" len="med"/>
-                              </a:ln>
-                            </wps:spPr>
-                            <wps:bodyPr/>
-                          </wps:wsp>
-                        </a:graphicData>
-                      </a:graphic>
-                    </wp:anchor>
-                  </w:drawing>
-                </mc:Choice>
-                <mc:Fallback xmlns:wpsCustomData="http://www.wps.cn/officeDocument/2013/wpsCustomData">
-                  <w:pict>
-                    <v:line id="_x0000_s1026" o:spid="_x0000_s1026" o:spt="20" style="position:absolute;left:0pt;margin-left:-48.55pt;margin-top:1.05pt;height:0pt;width:595.3pt;z-index:251662336;mso-width-relative:page;mso-height-relative:page;" filled="f" stroked="t" coordsize="21600,21600" o:gfxdata="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">
-                      <v:fill on="f" focussize="0,0"/>
-                      <v:stroke color="#000000" joinstyle="round"/>
-                      <v:imagedata o:title=""/>
-                      <o:lock v:ext="edit" aspectratio="f"/>
-                    </v:line>
-                  </w:pict>
-                </mc:Fallback>
-              </mc:AlternateContent>
+              </w:rPr>
+              <w:pict w14:anchorId="7E3A1041">
+                <v:line id="直接连接符 92" o:spid="_x0000_s2052" style="position:absolute;left:0;text-align:left;z-index:251668480;visibility:visible;mso-wrap-style:square;mso-wrap-distance-left:9pt;mso-wrap-distance-top:0;mso-wrap-distance-right:9pt;mso-wrap-distance-bottom:0;mso-position-horizontal:absolute;mso-position-horizontal-relative:text;mso-position-vertical:absolute;mso-position-vertical-relative:text" from="-48.55pt,1.05pt" to="546.75pt,1.05pt" o:gfxdata="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"/>
+              </w:pict>
             </w:r>
           </w:p>
         </w:tc>
         <w:tc>
           <w:tcPr>
-            <w:tcW w:w="5104" w:type="dxa"/>
+            <w:tcW w:w="5106" w:type="dxa"/>
             <w:gridSpan w:val="10"/>
           </w:tcPr>
           <w:p>
@@ -525,8 +428,7 @@
         </w:trPr>
         <w:tc>
           <w:tcPr>
-            <w:tcW w:w="2098" w:type="dxa"/>
-            <w:gridSpan w:val="2"/>
+            <w:tcW w:w="1100" w:type="dxa"/>
           </w:tcPr>
           <w:p>
             <w:pPr>
@@ -536,8 +438,8 @@
         </w:tc>
         <w:tc>
           <w:tcPr>
-            <w:tcW w:w="997" w:type="dxa"/>
-            <w:gridSpan w:val="2"/>
+            <w:tcW w:w="1993" w:type="dxa"/>
+            <w:gridSpan w:val="4"/>
           </w:tcPr>
           <w:p>
             <w:pPr>
@@ -577,11 +479,11 @@
         <w:tc>
           <w:tcPr>
             <w:tcW w:w="6872" w:type="dxa"/>
-            <w:gridSpan w:val="14"/>
+            <w:gridSpan w:val="12"/>
           </w:tcPr>
           <w:p>
             <w:pPr>
-              <w:ind w:left="321" w:right="-113" w:hangingChars="100" w:hanging="321"/>
+              <w:ind w:right="-113" w:firstLine="643"/>
               <w:rPr>
                 <w:rFonts w:ascii="宋体" w:hAnsi="宋体" w:hint="eastAsia"/>
                 <w:b/>
@@ -591,12 +493,68 @@
             </w:pPr>
             <w:r>
               <w:rPr>
+                <w:rFonts w:ascii="宋体" w:hAnsi="宋体"/>
+                <w:b/>
+                <w:sz w:val="32"/>
+                <w:u w:val="thick"/>
+              </w:rPr>
+              <w:t xml:space="preserve">        </w:t>
+            </w:r>
+            <w:r>
+              <w:rPr>
                 <w:rFonts w:ascii="宋体" w:hAnsi="宋体" w:hint="eastAsia"/>
                 <w:b/>
                 <w:sz w:val="32"/>
                 <w:u w:val="thick"/>
               </w:rPr>
-              <w:t>基于HC-SR04超声波传感器的智能迷宫小车设计</w:t>
+              <w:t>基于HC-SR04超声波传感器的</w:t>
+            </w:r>
+            <w:r>
+              <w:rPr>
+                <w:rFonts w:ascii="宋体" w:hAnsi="宋体"/>
+                <w:b/>
+                <w:sz w:val="32"/>
+                <w:u w:val="thick"/>
+              </w:rPr>
+              <w:t xml:space="preserve">            </w:t>
+            </w:r>
+            <w:r>
+              <w:rPr>
+                <w:rFonts w:ascii="宋体" w:hAnsi="宋体" w:hint="eastAsia"/>
+                <w:b/>
+                <w:sz w:val="32"/>
+                <w:u w:val="thick"/>
+              </w:rPr>
+              <w:t xml:space="preserve"> </w:t>
+            </w:r>
+          </w:p>
+          <w:p>
+            <w:pPr>
+              <w:ind w:right="-113" w:firstLine="643"/>
+              <w:rPr>
+                <w:rFonts w:ascii="宋体" w:hAnsi="宋体" w:hint="eastAsia"/>
+                <w:b/>
+                <w:sz w:val="32"/>
+                <w:u w:val="thick"/>
+              </w:rPr>
+            </w:pPr>
+            <w:r>
+              <w:rPr>
+                <w:rFonts w:ascii="宋体" w:hAnsi="宋体"/>
+                <w:b/>
+                <w:sz w:val="32"/>
+                <w:u w:val="thick"/>
+              </w:rPr>
+              <w:t xml:space="preserve">        </w:t>
+            </w:r>
+            <w:r>
+              <w:rPr>
+                <w:rFonts w:ascii="宋体" w:hAnsi="宋体" w:hint="eastAsia"/>
+                <w:b/>
+                <w:sz w:val="32"/>
+                <w:u w:val="thick"/>
+              </w:rPr>
+              <w:t xml:space="preserve">    智能迷宫小车设计 </w:t>
             </w:r>
             <w:r>
               <w:rPr>
@@ -630,8 +588,7 @@
         </w:tc>
         <w:tc>
           <w:tcPr>
-            <w:tcW w:w="240" w:type="dxa"/>
-            <w:gridSpan w:val="2"/>
+            <w:tcW w:w="242" w:type="dxa"/>
           </w:tcPr>
           <w:p>
             <w:pPr>
@@ -642,14 +599,13 @@
       </w:tr>
       <w:tr>
         <w:trPr>
-          <w:gridAfter w:val="15"/>
-          <w:wAfter w:w="6872" w:type="dxa"/>
+          <w:gridAfter w:val="13"/>
+          <w:wAfter w:w="7114" w:type="dxa"/>
           <w:trHeight w:hRule="exact" w:val="794"/>
         </w:trPr>
         <w:tc>
           <w:tcPr>
-            <w:tcW w:w="2098" w:type="dxa"/>
-            <w:gridSpan w:val="2"/>
+            <w:tcW w:w="1100" w:type="dxa"/>
           </w:tcPr>
           <w:p>
             <w:pPr>
@@ -659,19 +615,9 @@
         </w:tc>
         <w:tc>
           <w:tcPr>
-            <w:tcW w:w="997" w:type="dxa"/>
-            <w:gridSpan w:val="2"/>
+            <w:tcW w:w="1993" w:type="dxa"/>
+            <w:gridSpan w:val="4"/>
             <w:vAlign w:val="center"/>
-          </w:tcPr>
-          <w:p>
-            <w:pPr>
-              <w:ind w:firstLine="480"/>
-            </w:pPr>
-          </w:p>
-        </w:tc>
-        <w:tc>
-          <w:tcPr>
-            <w:tcW w:w="240" w:type="dxa"/>
           </w:tcPr>
           <w:p>
             <w:pPr>
@@ -683,12 +629,12 @@
       <w:tr>
         <w:trPr>
           <w:cantSplit/>
-          <w:trHeight w:hRule="exact" w:val="2268"/>
+          <w:trHeight w:hRule="exact" w:val="1634"/>
         </w:trPr>
         <w:tc>
           <w:tcPr>
             <w:tcW w:w="10207" w:type="dxa"/>
-            <w:gridSpan w:val="20"/>
+            <w:gridSpan w:val="18"/>
           </w:tcPr>
           <w:p>
             <w:pPr>
@@ -703,7 +649,7 @@
         </w:trPr>
         <w:tc>
           <w:tcPr>
-            <w:tcW w:w="2268" w:type="dxa"/>
+            <w:tcW w:w="2374" w:type="dxa"/>
             <w:gridSpan w:val="3"/>
           </w:tcPr>
           <w:p>
@@ -714,8 +660,8 @@
         </w:tc>
         <w:tc>
           <w:tcPr>
-            <w:tcW w:w="1418" w:type="dxa"/>
-            <w:gridSpan w:val="4"/>
+            <w:tcW w:w="2126" w:type="dxa"/>
+            <w:gridSpan w:val="3"/>
           </w:tcPr>
           <w:p>
             <w:pPr>
@@ -750,8 +696,8 @@
         </w:tc>
         <w:tc>
           <w:tcPr>
-            <w:tcW w:w="4252" w:type="dxa"/>
-            <w:gridSpan w:val="8"/>
+            <w:tcW w:w="4678" w:type="dxa"/>
+            <w:gridSpan w:val="9"/>
           </w:tcPr>
           <w:p>
             <w:pPr>
@@ -770,15 +716,18 @@
                 <w:sz w:val="32"/>
                 <w:u w:val="thick"/>
               </w:rPr>
-              <w:t xml:space="preserve">   </w:t>
-            </w:r>
-            <w:r>
-              <w:rPr>
-                <w:rFonts w:eastAsia="创艺简标宋" w:hint="eastAsia"/>
-                <w:sz w:val="32"/>
+              <w:t xml:space="preserve">  </w:t>
+            </w:r>
+            <w:r>
+              <w:rPr>
+                <w:rFonts w:ascii="宋体" w:hAnsi="宋体"/>
+                <w:b/>
+                <w:bCs/>
+                <w:sz w:val="28"/>
+                <w:szCs w:val="28"/>
                 <w:u w:val="thick"/>
               </w:rPr>
-              <w:t xml:space="preserve">     </w:t>
+              <w:t xml:space="preserve"> </w:t>
             </w:r>
             <w:r>
               <w:rPr>
@@ -789,7 +738,18 @@
                 <w:szCs w:val="28"/>
                 <w:u w:val="thick"/>
               </w:rPr>
-              <w:t xml:space="preserve"> 自动化</w:t>
+              <w:t xml:space="preserve">       </w:t>
+            </w:r>
+            <w:r>
+              <w:rPr>
+                <w:rFonts w:ascii="宋体" w:hAnsi="宋体" w:hint="eastAsia"/>
+                <w:b/>
+                <w:bCs/>
+                <w:sz w:val="28"/>
+                <w:szCs w:val="28"/>
+                <w:u w:val="thick"/>
+              </w:rPr>
+              <w:t>自动化</w:t>
             </w:r>
             <w:r>
               <w:rPr>
@@ -800,7 +760,7 @@
                 <w:szCs w:val="28"/>
                 <w:u w:val="thick"/>
               </w:rPr>
-              <w:t xml:space="preserve">          </w:t>
+              <w:t xml:space="preserve">        </w:t>
             </w:r>
             <w:r>
               <w:rPr>
@@ -811,7 +771,7 @@
                 <w:szCs w:val="28"/>
                 <w:u w:val="thick"/>
               </w:rPr>
-              <w:t xml:space="preserve"> </w:t>
+              <w:t xml:space="preserve">  </w:t>
             </w:r>
             <w:r>
               <w:rPr>
@@ -828,8 +788,8 @@
         </w:tc>
         <w:tc>
           <w:tcPr>
-            <w:tcW w:w="2269" w:type="dxa"/>
-            <w:gridSpan w:val="5"/>
+            <w:tcW w:w="1029" w:type="dxa"/>
+            <w:gridSpan w:val="3"/>
           </w:tcPr>
           <w:p>
             <w:pPr>
@@ -844,7 +804,7 @@
         </w:trPr>
         <w:tc>
           <w:tcPr>
-            <w:tcW w:w="2268" w:type="dxa"/>
+            <w:tcW w:w="2374" w:type="dxa"/>
             <w:gridSpan w:val="3"/>
           </w:tcPr>
           <w:p>
@@ -855,8 +815,8 @@
         </w:tc>
         <w:tc>
           <w:tcPr>
-            <w:tcW w:w="1418" w:type="dxa"/>
-            <w:gridSpan w:val="4"/>
+            <w:tcW w:w="2126" w:type="dxa"/>
+            <w:gridSpan w:val="3"/>
           </w:tcPr>
           <w:p>
             <w:pPr>
@@ -891,8 +851,8 @@
         </w:tc>
         <w:tc>
           <w:tcPr>
-            <w:tcW w:w="4252" w:type="dxa"/>
-            <w:gridSpan w:val="8"/>
+            <w:tcW w:w="4678" w:type="dxa"/>
+            <w:gridSpan w:val="9"/>
           </w:tcPr>
           <w:p>
             <w:pPr>
@@ -968,14 +928,36 @@
                 <w:szCs w:val="28"/>
                 <w:u w:val="thick"/>
               </w:rPr>
-              <w:t xml:space="preserve">      </w:t>
+              <w:t xml:space="preserve">   </w:t>
+            </w:r>
+            <w:r>
+              <w:rPr>
+                <w:rFonts w:ascii="宋体" w:hAnsi="宋体" w:hint="eastAsia"/>
+                <w:b/>
+                <w:bCs/>
+                <w:sz w:val="28"/>
+                <w:szCs w:val="28"/>
+                <w:u w:val="thick"/>
+              </w:rPr>
+              <w:t xml:space="preserve">  </w:t>
+            </w:r>
+            <w:r>
+              <w:rPr>
+                <w:rFonts w:ascii="宋体" w:hAnsi="宋体" w:hint="eastAsia"/>
+                <w:b/>
+                <w:bCs/>
+                <w:sz w:val="28"/>
+                <w:szCs w:val="28"/>
+                <w:u w:val="thick"/>
+              </w:rPr>
+              <w:t xml:space="preserve">   </w:t>
             </w:r>
           </w:p>
         </w:tc>
         <w:tc>
           <w:tcPr>
-            <w:tcW w:w="2269" w:type="dxa"/>
-            <w:gridSpan w:val="5"/>
+            <w:tcW w:w="1029" w:type="dxa"/>
+            <w:gridSpan w:val="3"/>
           </w:tcPr>
           <w:p>
             <w:pPr>
@@ -990,7 +972,7 @@
         </w:trPr>
         <w:tc>
           <w:tcPr>
-            <w:tcW w:w="2268" w:type="dxa"/>
+            <w:tcW w:w="2374" w:type="dxa"/>
             <w:gridSpan w:val="3"/>
           </w:tcPr>
           <w:p>
@@ -1001,8 +983,8 @@
         </w:tc>
         <w:tc>
           <w:tcPr>
-            <w:tcW w:w="1418" w:type="dxa"/>
-            <w:gridSpan w:val="4"/>
+            <w:tcW w:w="2126" w:type="dxa"/>
+            <w:gridSpan w:val="3"/>
           </w:tcPr>
           <w:p>
             <w:pPr>
@@ -1023,8 +1005,8 @@
         </w:tc>
         <w:tc>
           <w:tcPr>
-            <w:tcW w:w="4252" w:type="dxa"/>
-            <w:gridSpan w:val="8"/>
+            <w:tcW w:w="4678" w:type="dxa"/>
+            <w:gridSpan w:val="9"/>
           </w:tcPr>
           <w:p>
             <w:pPr>
@@ -1084,14 +1066,36 @@
                 <w:szCs w:val="28"/>
                 <w:u w:val="thick"/>
               </w:rPr>
-              <w:t xml:space="preserve">      </w:t>
+              <w:t xml:space="preserve">   </w:t>
+            </w:r>
+            <w:r>
+              <w:rPr>
+                <w:rFonts w:ascii="宋体" w:hAnsi="宋体" w:hint="eastAsia"/>
+                <w:b/>
+                <w:bCs/>
+                <w:sz w:val="28"/>
+                <w:szCs w:val="28"/>
+                <w:u w:val="thick"/>
+              </w:rPr>
+              <w:t xml:space="preserve">  </w:t>
+            </w:r>
+            <w:r>
+              <w:rPr>
+                <w:rFonts w:ascii="宋体" w:hAnsi="宋体" w:hint="eastAsia"/>
+                <w:b/>
+                <w:bCs/>
+                <w:sz w:val="28"/>
+                <w:szCs w:val="28"/>
+                <w:u w:val="thick"/>
+              </w:rPr>
+              <w:t xml:space="preserve">   </w:t>
             </w:r>
           </w:p>
         </w:tc>
         <w:tc>
           <w:tcPr>
-            <w:tcW w:w="2269" w:type="dxa"/>
-            <w:gridSpan w:val="5"/>
+            <w:tcW w:w="1029" w:type="dxa"/>
+            <w:gridSpan w:val="3"/>
           </w:tcPr>
           <w:p>
             <w:pPr>
@@ -1102,14 +1106,14 @@
       </w:tr>
       <w:tr>
         <w:trPr>
-          <w:gridAfter w:val="1"/>
-          <w:wAfter w:w="20" w:type="dxa"/>
+          <w:gridAfter w:val="2"/>
+          <w:wAfter w:w="382" w:type="dxa"/>
           <w:trHeight w:hRule="exact" w:val="567"/>
         </w:trPr>
         <w:tc>
           <w:tcPr>
-            <w:tcW w:w="3435" w:type="dxa"/>
-            <w:gridSpan w:val="6"/>
+            <w:tcW w:w="2658" w:type="dxa"/>
+            <w:gridSpan w:val="4"/>
           </w:tcPr>
           <w:p>
             <w:pPr>
@@ -1123,7 +1127,7 @@
         </w:tc>
         <w:tc>
           <w:tcPr>
-            <w:tcW w:w="931" w:type="dxa"/>
+            <w:tcW w:w="1842" w:type="dxa"/>
             <w:gridSpan w:val="2"/>
             <w:tcBorders>
               <w:left w:val="nil"/>
@@ -1132,7 +1136,6 @@
           <w:p>
             <w:pPr>
               <w:ind w:firstLine="562"/>
-              <w:jc w:val="center"/>
               <w:rPr>
                 <w:b/>
                 <w:sz w:val="28"/>
@@ -1144,15 +1147,7 @@
                 <w:b/>
                 <w:sz w:val="28"/>
               </w:rPr>
-              <w:t>20</w:t>
-            </w:r>
-            <w:r>
-              <w:rPr>
-                <w:rFonts w:hint="eastAsia"/>
-                <w:b/>
-                <w:sz w:val="28"/>
-              </w:rPr>
-              <w:t>26</w:t>
+              <w:t>2026</w:t>
             </w:r>
             <w:r>
               <w:rPr>
@@ -1166,11 +1161,11 @@
         </w:tc>
         <w:tc>
           <w:tcPr>
-            <w:tcW w:w="375" w:type="dxa"/>
+            <w:tcW w:w="428" w:type="dxa"/>
           </w:tcPr>
           <w:p>
             <w:pPr>
-              <w:ind w:left="-57" w:right="-57" w:firstLine="562"/>
+              <w:ind w:right="-57" w:firstLineChars="0" w:firstLine="0"/>
               <w:rPr>
                 <w:rFonts w:eastAsia="楷体_GB2312"/>
                 <w:b/>
@@ -1189,13 +1184,12 @@
         </w:tc>
         <w:tc>
           <w:tcPr>
-            <w:tcW w:w="722" w:type="dxa"/>
+            <w:tcW w:w="391" w:type="dxa"/>
             <w:gridSpan w:val="2"/>
           </w:tcPr>
           <w:p>
             <w:pPr>
-              <w:ind w:right="-57" w:firstLine="562"/>
-              <w:jc w:val="center"/>
+              <w:ind w:right="-57" w:firstLineChars="0" w:firstLine="0"/>
               <w:rPr>
                 <w:rFonts w:eastAsia="楷体_GB2312"/>
                 <w:b/>
@@ -1208,7 +1202,7 @@
                 <w:b/>
                 <w:sz w:val="28"/>
               </w:rPr>
-              <w:t xml:space="preserve"> </w:t>
+              <w:t>5</w:t>
             </w:r>
             <w:r>
               <w:rPr>
@@ -1216,29 +1210,20 @@
                 <w:b/>
                 <w:sz w:val="28"/>
               </w:rPr>
-              <w:t>5</w:t>
-            </w:r>
-            <w:r>
-              <w:rPr>
-                <w:rFonts w:eastAsia="楷体_GB2312" w:hint="eastAsia"/>
-                <w:b/>
-                <w:sz w:val="28"/>
-              </w:rPr>
-              <w:t xml:space="preserve"> </w:t>
+              <w:t xml:space="preserve">  </w:t>
             </w:r>
           </w:p>
         </w:tc>
         <w:tc>
           <w:tcPr>
-            <w:tcW w:w="358" w:type="dxa"/>
+            <w:tcW w:w="601" w:type="dxa"/>
             <w:tcBorders>
               <w:left w:val="nil"/>
             </w:tcBorders>
           </w:tcPr>
           <w:p>
             <w:pPr>
-              <w:ind w:left="-57" w:right="-57" w:firstLine="562"/>
-              <w:jc w:val="center"/>
+              <w:ind w:right="-57" w:firstLineChars="0" w:firstLine="0"/>
               <w:rPr>
                 <w:rFonts w:eastAsia="楷体_GB2312"/>
                 <w:b/>
@@ -1257,49 +1242,47 @@
         </w:tc>
         <w:tc>
           <w:tcPr>
-            <w:tcW w:w="692" w:type="dxa"/>
+            <w:tcW w:w="676" w:type="dxa"/>
           </w:tcPr>
           <w:p>
             <w:pPr>
-              <w:ind w:left="-57" w:right="-57" w:firstLine="562"/>
-              <w:jc w:val="center"/>
-              <w:rPr>
-                <w:rFonts w:eastAsia="楷体_GB2312"/>
-                <w:b/>
-                <w:sz w:val="28"/>
-              </w:rPr>
-            </w:pPr>
-            <w:r>
+              <w:ind w:right="-57" w:firstLineChars="0" w:firstLine="0"/>
               <w:rPr>
                 <w:rFonts w:eastAsia="楷体_GB2312" w:hint="eastAsia"/>
                 <w:b/>
                 <w:sz w:val="28"/>
               </w:rPr>
-              <w:t>10</w:t>
-            </w:r>
+            </w:pPr>
             <w:r>
               <w:rPr>
                 <w:rFonts w:eastAsia="楷体_GB2312" w:hint="eastAsia"/>
                 <w:b/>
                 <w:sz w:val="28"/>
               </w:rPr>
-              <w:t xml:space="preserve">  </w:t>
+              <w:t xml:space="preserve"> </w:t>
+            </w:r>
+            <w:r>
+              <w:rPr>
+                <w:rFonts w:eastAsia="楷体_GB2312" w:hint="eastAsia"/>
+                <w:b/>
+                <w:sz w:val="28"/>
+              </w:rPr>
+              <w:t>10</w:t>
             </w:r>
           </w:p>
         </w:tc>
         <w:tc>
           <w:tcPr>
-            <w:tcW w:w="385" w:type="dxa"/>
+            <w:tcW w:w="458" w:type="dxa"/>
             <w:tcBorders>
               <w:left w:val="nil"/>
             </w:tcBorders>
           </w:tcPr>
           <w:p>
             <w:pPr>
-              <w:ind w:left="-57" w:right="-57" w:firstLine="562"/>
-              <w:jc w:val="right"/>
-              <w:rPr>
-                <w:rFonts w:eastAsia="楷体_GB2312"/>
+              <w:ind w:right="2753" w:firstLineChars="0" w:firstLine="0"/>
+              <w:rPr>
+                <w:rFonts w:eastAsia="楷体_GB2312" w:hint="eastAsia"/>
                 <w:b/>
                 <w:sz w:val="28"/>
               </w:rPr>
@@ -1316,8 +1299,8 @@
         </w:tc>
         <w:tc>
           <w:tcPr>
-            <w:tcW w:w="3289" w:type="dxa"/>
-            <w:gridSpan w:val="5"/>
+            <w:tcW w:w="2771" w:type="dxa"/>
+            <w:gridSpan w:val="4"/>
           </w:tcPr>
           <w:p>
             <w:pPr>
@@ -1613,7 +1596,12 @@
           <w:szCs w:val="28"/>
         </w:rPr>
         <w:sectPr>
-          <w:headerReference w:type="default" r:id="rId10"/>
+          <w:headerReference w:type="even" r:id="rId10"/>
+          <w:headerReference w:type="default" r:id="rId11"/>
+          <w:footerReference w:type="even" r:id="rId12"/>
+          <w:footerReference w:type="default" r:id="rId13"/>
+          <w:headerReference w:type="first" r:id="rId14"/>
+          <w:footerReference w:type="first" r:id="rId15"/>
           <w:pgSz w:w="11906" w:h="16838"/>
           <w:pgMar w:top="1418" w:right="1531" w:bottom="1418" w:left="1531" w:header="794" w:footer="1134" w:gutter="0"/>
           <w:pgNumType w:fmt="lowerRoman" w:start="3"/>
@@ -2808,7 +2796,7 @@
           <w:szCs w:val="32"/>
         </w:rPr>
         <w:sectPr>
-          <w:footerReference w:type="default" r:id="rId11"/>
+          <w:footerReference w:type="default" r:id="rId16"/>
           <w:pgSz w:w="11906" w:h="16838"/>
           <w:pgMar w:top="1418" w:right="1531" w:bottom="1474" w:left="1531" w:header="794" w:footer="1134" w:gutter="0"/>
           <w:pgNumType w:start="1" w:chapStyle="1"/>
@@ -2821,19 +2809,21 @@
     </w:p>
     <w:p>
       <w:pPr>
-        <w:pStyle w:val="1"/>
-        <w:spacing w:beforeLines="100" w:before="312" w:after="312" w:line="440" w:lineRule="exact"/>
-        <w:rPr>
-          <w:rFonts w:ascii="黑体" w:hAnsi="黑体"/>
-        </w:rPr>
-      </w:pPr>
-      <w:r>
-        <w:rPr>
-          <w:rFonts w:ascii="黑体" w:hAnsi="黑体"/>
-          <w:szCs w:val="32"/>
-        </w:rPr>
+        <w:pStyle w:val="ad"/>
+        <w:spacing w:before="312" w:after="624"/>
+        <w:rPr>
+          <w:rFonts w:hint="eastAsia"/>
+        </w:rPr>
+      </w:pPr>
+      <w:r>
         <w:lastRenderedPageBreak/>
-        <w:t>前  言</w:t>
+        <w:t>前</w:t>
+      </w:r>
+      <w:r>
+        <w:t xml:space="preserve">  </w:t>
+      </w:r>
+      <w:r>
+        <w:t>言</w:t>
       </w:r>
       <w:bookmarkEnd w:id="1"/>
       <w:bookmarkEnd w:id="2"/>
@@ -2958,7 +2948,7 @@
           <w:noProof/>
         </w:rPr>
         <w:drawing>
-          <wp:anchor distT="0" distB="0" distL="114300" distR="114300" simplePos="0" relativeHeight="251663360" behindDoc="0" locked="0" layoutInCell="1" allowOverlap="1" wp14:anchorId="10DD6C6C" wp14:editId="7E6AD11A">
+          <wp:anchor distT="0" distB="0" distL="114300" distR="114300" simplePos="0" relativeHeight="251653632" behindDoc="0" locked="0" layoutInCell="1" allowOverlap="1" wp14:anchorId="10DD6C6C" wp14:editId="7E6AD11A">
             <wp:simplePos x="0" y="0"/>
             <wp:positionH relativeFrom="margin">
               <wp:align>center</wp:align>
@@ -2983,7 +2973,7 @@
                     </pic:cNvPicPr>
                   </pic:nvPicPr>
                   <pic:blipFill>
-                    <a:blip r:embed="rId12" cstate="print">
+                    <a:blip r:embed="rId17" cstate="print">
                       <a:extLst>
                         <a:ext uri="{28A0092B-C50C-407E-A947-70E740481C1C}">
                           <a14:useLocalDpi xmlns:a14="http://schemas.microsoft.com/office/drawing/2010/main" val="0"/>
@@ -3102,16 +3092,107 @@
     </w:p>
     <w:p>
       <w:pPr>
+        <w:ind w:firstLine="420"/>
+        <w:jc w:val="center"/>
+        <w:rPr>
+          <w:rFonts w:ascii="宋体" w:hAnsi="宋体"/>
+          <w:sz w:val="21"/>
+          <w:szCs w:val="21"/>
+        </w:rPr>
+      </w:pPr>
+      <w:r>
+        <w:rPr>
+          <w:rFonts w:ascii="宋体" w:hAnsi="宋体" w:hint="eastAsia"/>
+          <w:sz w:val="21"/>
+          <w:szCs w:val="21"/>
+        </w:rPr>
+        <w:lastRenderedPageBreak/>
+        <w:t>图</w:t>
+      </w:r>
+      <w:r>
+        <w:rPr>
+          <w:rFonts w:ascii="宋体" w:hAnsi="宋体"/>
+          <w:noProof/>
+          <w:sz w:val="21"/>
+          <w:szCs w:val="21"/>
+        </w:rPr>
+        <w:drawing>
+          <wp:anchor distT="0" distB="0" distL="114300" distR="114300" simplePos="0" relativeHeight="251668992" behindDoc="0" locked="0" layoutInCell="1" allowOverlap="1" wp14:anchorId="1153AFB0" wp14:editId="0B998E0A">
+            <wp:simplePos x="0" y="0"/>
+            <wp:positionH relativeFrom="column">
+              <wp:posOffset>102773</wp:posOffset>
+            </wp:positionH>
+            <wp:positionV relativeFrom="paragraph">
+              <wp:posOffset>239151</wp:posOffset>
+            </wp:positionV>
+            <wp:extent cx="5612765" cy="6928485"/>
+            <wp:effectExtent l="0" t="0" r="0" b="0"/>
+            <wp:wrapTopAndBottom/>
+            <wp:docPr id="1069702550" name="图片 4"/>
+            <wp:cNvGraphicFramePr>
+              <a:graphicFrameLocks xmlns:a="http://schemas.openxmlformats.org/drawingml/2006/main" noChangeAspect="1"/>
+            </wp:cNvGraphicFramePr>
+            <a:graphic xmlns:a="http://schemas.openxmlformats.org/drawingml/2006/main">
+              <a:graphicData uri="http://schemas.openxmlformats.org/drawingml/2006/picture">
+                <pic:pic xmlns:pic="http://schemas.openxmlformats.org/drawingml/2006/picture">
+                  <pic:nvPicPr>
+                    <pic:cNvPr id="0" name="Picture 1"/>
+                    <pic:cNvPicPr>
+                      <a:picLocks noChangeAspect="1" noChangeArrowheads="1"/>
+                    </pic:cNvPicPr>
+                  </pic:nvPicPr>
+                  <pic:blipFill>
+                    <a:blip r:embed="rId18">
+                      <a:extLst>
+                        <a:ext uri="{28A0092B-C50C-407E-A947-70E740481C1C}">
+                          <a14:useLocalDpi xmlns:a14="http://schemas.microsoft.com/office/drawing/2010/main" val="0"/>
+                        </a:ext>
+                      </a:extLst>
+                    </a:blip>
+                    <a:srcRect/>
+                    <a:stretch>
+                      <a:fillRect/>
+                    </a:stretch>
+                  </pic:blipFill>
+                  <pic:spPr bwMode="auto">
+                    <a:xfrm>
+                      <a:off x="0" y="0"/>
+                      <a:ext cx="5612765" cy="6928485"/>
+                    </a:xfrm>
+                    <a:prstGeom prst="rect">
+                      <a:avLst/>
+                    </a:prstGeom>
+                    <a:noFill/>
+                    <a:ln>
+                      <a:noFill/>
+                    </a:ln>
+                  </pic:spPr>
+                </pic:pic>
+              </a:graphicData>
+            </a:graphic>
+          </wp:anchor>
+        </w:drawing>
+      </w:r>
+      <w:r>
+        <w:rPr>
+          <w:rFonts w:ascii="宋体" w:hAnsi="宋体" w:hint="eastAsia"/>
+          <w:sz w:val="21"/>
+          <w:szCs w:val="21"/>
+        </w:rPr>
+        <w:t xml:space="preserve">2 </w:t>
+      </w:r>
+      <w:r>
+        <w:rPr>
+          <w:rFonts w:ascii="宋体" w:hAnsi="宋体"/>
+          <w:sz w:val="21"/>
+          <w:szCs w:val="21"/>
+        </w:rPr>
+        <w:t>硬件功能框图</w:t>
+      </w:r>
+    </w:p>
+    <w:p>
+      <w:pPr>
         <w:ind w:firstLine="480"/>
-        <w:rPr>
-          <w:rFonts w:hint="eastAsia"/>
-        </w:rPr>
-      </w:pPr>
-    </w:p>
-    <w:p>
-      <w:pPr>
-        <w:pStyle w:val="1"/>
-        <w:spacing w:after="312"/>
       </w:pPr>
       <w:r>
         <w:rPr>
@@ -3119,13 +3200,13 @@
         </w:rPr>
         <w:lastRenderedPageBreak/>
         <w:drawing>
-          <wp:anchor distT="0" distB="0" distL="114300" distR="114300" simplePos="0" relativeHeight="251664384" behindDoc="0" locked="0" layoutInCell="1" allowOverlap="1" wp14:anchorId="0303133D" wp14:editId="3ADAFEB9">
+          <wp:anchor distT="0" distB="0" distL="114300" distR="114300" simplePos="0" relativeHeight="251658752" behindDoc="0" locked="0" layoutInCell="1" allowOverlap="1" wp14:anchorId="0303133D" wp14:editId="7F66B69E">
             <wp:simplePos x="0" y="0"/>
             <wp:positionH relativeFrom="margin">
-              <wp:posOffset>91440</wp:posOffset>
+              <wp:posOffset>212090</wp:posOffset>
             </wp:positionH>
             <wp:positionV relativeFrom="paragraph">
-              <wp:posOffset>235585</wp:posOffset>
+              <wp:posOffset>426085</wp:posOffset>
             </wp:positionV>
             <wp:extent cx="5615940" cy="2986405"/>
             <wp:effectExtent l="0" t="0" r="3810" b="4445"/>
@@ -3142,7 +3223,7 @@
                     <pic:cNvPicPr/>
                   </pic:nvPicPr>
                   <pic:blipFill>
-                    <a:blip r:embed="rId13" cstate="print">
+                    <a:blip r:embed="rId19" cstate="print">
                       <a:extLst>
                         <a:ext uri="{28A0092B-C50C-407E-A947-70E740481C1C}">
                           <a14:useLocalDpi xmlns:a14="http://schemas.microsoft.com/office/drawing/2010/main" val="0"/>
@@ -3198,18 +3279,53 @@
         <w:ind w:firstLine="420"/>
         <w:jc w:val="center"/>
         <w:rPr>
+          <w:rFonts w:ascii="宋体" w:hAnsi="宋体"/>
+          <w:sz w:val="21"/>
+          <w:szCs w:val="21"/>
+        </w:rPr>
+      </w:pPr>
+      <w:r>
+        <w:rPr>
           <w:rFonts w:ascii="宋体" w:hAnsi="宋体" w:hint="eastAsia"/>
           <w:sz w:val="21"/>
           <w:szCs w:val="21"/>
         </w:rPr>
-      </w:pPr>
+        <w:t>图</w:t>
+      </w:r>
       <w:r>
         <w:rPr>
           <w:rFonts w:ascii="宋体" w:hAnsi="宋体" w:hint="eastAsia"/>
           <w:sz w:val="21"/>
           <w:szCs w:val="21"/>
         </w:rPr>
-        <w:t>图2 自制PCB原理图</w:t>
+        <w:t>3</w:t>
+      </w:r>
+      <w:r>
+        <w:rPr>
+          <w:rFonts w:ascii="宋体" w:hAnsi="宋体" w:hint="eastAsia"/>
+          <w:sz w:val="21"/>
+          <w:szCs w:val="21"/>
+        </w:rPr>
+        <w:t xml:space="preserve"> 自制PCB原理图</w:t>
+      </w:r>
+    </w:p>
+    <w:p>
+      <w:pPr>
+        <w:ind w:firstLine="420"/>
+        <w:jc w:val="center"/>
+        <w:rPr>
+          <w:rFonts w:ascii="宋体" w:hAnsi="宋体" w:hint="eastAsia"/>
+          <w:sz w:val="21"/>
+          <w:szCs w:val="21"/>
+        </w:rPr>
+      </w:pPr>
+      <w:r>
+        <w:rPr>
+          <w:rFonts w:ascii="宋体" w:hAnsi="宋体"/>
+          <w:sz w:val="21"/>
+          <w:szCs w:val="21"/>
+        </w:rPr>
+        <w:tab/>
       </w:r>
     </w:p>
     <w:p>
@@ -3352,27 +3468,30 @@
     <w:p>
       <w:pPr>
         <w:ind w:firstLine="480"/>
-        <w:rPr>
-          <w:rFonts w:hint="eastAsia"/>
-        </w:rPr>
-      </w:pPr>
-      <w:r>
-        <w:rPr>
-          <w:rFonts w:hint="eastAsia"/>
-        </w:rPr>
-        <w:t>在电源输入后，先经过一个</w:t>
-      </w:r>
-      <w:r>
-        <w:rPr>
-          <w:rFonts w:hint="eastAsia"/>
-        </w:rPr>
-        <w:t>100uF</w:t>
-      </w:r>
-      <w:r>
-        <w:rPr>
-          <w:rFonts w:hint="eastAsia"/>
-        </w:rPr>
-        <w:t>的滤波电容，在开关管切换时吸收输入端的电压纹波，之后进入</w:t>
+      </w:pPr>
+      <w:r>
+        <w:rPr>
+          <w:rFonts w:hint="eastAsia"/>
+        </w:rPr>
+        <w:t>在电源输入后，先经过</w:t>
+      </w:r>
+      <w:r>
+        <w:rPr>
+          <w:rFonts w:hint="eastAsia"/>
+        </w:rPr>
+        <w:t>两个</w:t>
+      </w:r>
+      <w:r>
+        <w:rPr>
+          <w:rFonts w:hint="eastAsia"/>
+        </w:rPr>
+        <w:t>滤波电容，</w:t>
+      </w:r>
+      <w:r>
+        <w:rPr>
+          <w:rFonts w:hint="eastAsia"/>
+        </w:rPr>
+        <w:t>进入一个由</w:t>
       </w:r>
       <w:r>
         <w:rPr>
@@ -3384,8 +3503,1635 @@
         <w:rPr>
           <w:rFonts w:hint="eastAsia"/>
         </w:rPr>
-        <w:t>，当开关管断开时，电感会产生反向电动势，导通二极管，保证</w:t>
-      </w:r>
+        <w:t>构成的</w:t>
+      </w:r>
+      <w:r>
+        <w:rPr>
+          <w:rFonts w:hint="eastAsia"/>
+        </w:rPr>
+        <w:t>Buck</w:t>
+      </w:r>
+      <w:r>
+        <w:rPr>
+          <w:rFonts w:hint="eastAsia"/>
+        </w:rPr>
+        <w:t>降压电路。在开关管打开时，电流流入电感，将电流减小转换为磁能储存，此时二极管为反向偏置状态，不导通，而开关管关闭时，电感充当临时电源，二极管导通，</w:t>
+      </w:r>
+      <w:r>
+        <w:rPr>
+          <w:rFonts w:hint="eastAsia"/>
+        </w:rPr>
+        <w:t>继续为</w:t>
+      </w:r>
+      <w:r>
+        <w:rPr>
+          <w:rFonts w:hint="eastAsia"/>
+        </w:rPr>
+        <w:t>5V</w:t>
+      </w:r>
+      <w:r>
+        <w:rPr>
+          <w:rFonts w:hint="eastAsia"/>
+        </w:rPr>
+        <w:t>网络供电。</w:t>
+      </w:r>
+      <w:r>
+        <w:rPr>
+          <w:rFonts w:hint="eastAsia"/>
+        </w:rPr>
+        <w:t>LM2596S</w:t>
+      </w:r>
+      <w:r>
+        <w:rPr>
+          <w:rFonts w:hint="eastAsia"/>
+        </w:rPr>
+        <w:t>通过</w:t>
+      </w:r>
+      <w:r>
+        <w:rPr>
+          <w:rFonts w:hint="eastAsia"/>
+        </w:rPr>
+        <w:t>FB</w:t>
+      </w:r>
+      <w:r>
+        <w:rPr>
+          <w:rFonts w:hint="eastAsia"/>
+        </w:rPr>
+        <w:t>引脚检测输出电压，实时调控输出占空比大约为</w:t>
+      </w:r>
+      <w:r>
+        <w:rPr>
+          <w:rFonts w:hint="eastAsia"/>
+        </w:rPr>
+        <w:t>41.6</w:t>
+      </w:r>
+      <w:r>
+        <w:rPr>
+          <w:rFonts w:hint="eastAsia"/>
+        </w:rPr>
+        <w:t>%</w:t>
+      </w:r>
+      <w:r>
+        <w:rPr>
+          <w:rFonts w:hint="eastAsia"/>
+        </w:rPr>
+        <w:t>。之后经过</w:t>
+      </w:r>
+      <w:r>
+        <w:rPr>
+          <w:rFonts w:hint="eastAsia"/>
+        </w:rPr>
+        <w:t>LC</w:t>
+      </w:r>
+      <w:r>
+        <w:rPr>
+          <w:rFonts w:hint="eastAsia"/>
+        </w:rPr>
+        <w:t>滤波，将高频方波变成平滑的</w:t>
+      </w:r>
+      <w:r>
+        <w:rPr>
+          <w:rFonts w:hint="eastAsia"/>
+        </w:rPr>
+        <w:t>5V</w:t>
+      </w:r>
+      <w:r>
+        <w:rPr>
+          <w:rFonts w:hint="eastAsia"/>
+        </w:rPr>
+        <w:t>直流。</w:t>
+      </w:r>
+    </w:p>
+    <w:p>
+      <w:pPr>
+        <w:ind w:firstLine="480"/>
+      </w:pPr>
+      <w:r>
+        <w:rPr>
+          <w:rFonts w:hint="eastAsia"/>
+        </w:rPr>
+        <w:t>在经过上级将</w:t>
+      </w:r>
+      <w:r>
+        <w:rPr>
+          <w:rFonts w:hint="eastAsia"/>
+        </w:rPr>
+        <w:t>12V</w:t>
+      </w:r>
+      <w:r>
+        <w:rPr>
+          <w:rFonts w:hint="eastAsia"/>
+        </w:rPr>
+        <w:t>降压为</w:t>
+      </w:r>
+      <w:r>
+        <w:rPr>
+          <w:rFonts w:hint="eastAsia"/>
+        </w:rPr>
+        <w:t>5V</w:t>
+      </w:r>
+      <w:r>
+        <w:rPr>
+          <w:rFonts w:hint="eastAsia"/>
+        </w:rPr>
+        <w:t>后，电路经过三个电容，防止由于电机的突然巨大电流导致</w:t>
+      </w:r>
+      <w:r>
+        <w:rPr>
+          <w:rFonts w:hint="eastAsia"/>
+        </w:rPr>
+        <w:t>5V</w:t>
+      </w:r>
+      <w:r>
+        <w:rPr>
+          <w:rFonts w:hint="eastAsia"/>
+        </w:rPr>
+        <w:t>电压不稳，并且去除电机的高频</w:t>
+      </w:r>
+      <w:r>
+        <w:rPr>
+          <w:rFonts w:hint="eastAsia"/>
+        </w:rPr>
+        <w:t>PWM</w:t>
+      </w:r>
+      <w:r>
+        <w:rPr>
+          <w:rFonts w:hint="eastAsia"/>
+        </w:rPr>
+        <w:t>波干扰，进入由</w:t>
+      </w:r>
+      <w:r>
+        <w:rPr>
+          <w:rFonts w:hint="eastAsia"/>
+        </w:rPr>
+        <w:t>AMS1117</w:t>
+      </w:r>
+      <w:r>
+        <w:rPr>
+          <w:rFonts w:hint="eastAsia"/>
+        </w:rPr>
+        <w:t>构成的</w:t>
+      </w:r>
+      <w:r>
+        <w:rPr>
+          <w:rFonts w:hint="eastAsia"/>
+        </w:rPr>
+        <w:t>LDO</w:t>
+      </w:r>
+      <w:r>
+        <w:rPr>
+          <w:rFonts w:hint="eastAsia"/>
+        </w:rPr>
+        <w:t>降压电路，将多余的电压变成热能发散出去，输出稳定的</w:t>
+      </w:r>
+      <w:r>
+        <w:rPr>
+          <w:rFonts w:hint="eastAsia"/>
+        </w:rPr>
+        <w:t>3.3V</w:t>
+      </w:r>
+      <w:r>
+        <w:rPr>
+          <w:rFonts w:hint="eastAsia"/>
+        </w:rPr>
+        <w:t>给</w:t>
+      </w:r>
+      <w:r>
+        <w:rPr>
+          <w:rFonts w:hint="eastAsia"/>
+        </w:rPr>
+        <w:t>STM32,</w:t>
+      </w:r>
+      <w:r>
+        <w:rPr>
+          <w:rFonts w:hint="eastAsia"/>
+        </w:rPr>
+        <w:t>超声波，</w:t>
+      </w:r>
+      <w:r>
+        <w:rPr>
+          <w:rFonts w:hint="eastAsia"/>
+        </w:rPr>
+        <w:t>OLED</w:t>
+      </w:r>
+      <w:r>
+        <w:rPr>
+          <w:rFonts w:hint="eastAsia"/>
+        </w:rPr>
+        <w:t>屏幕等外设供电。</w:t>
+      </w:r>
+    </w:p>
+    <w:p>
+      <w:pPr>
+        <w:pStyle w:val="1"/>
+        <w:spacing w:after="312"/>
+      </w:pPr>
+      <w:r>
+        <w:rPr>
+          <w:rFonts w:hint="eastAsia"/>
+        </w:rPr>
+        <w:t xml:space="preserve">1.2.2 </w:t>
+      </w:r>
+      <w:r>
+        <w:rPr>
+          <w:rFonts w:hint="eastAsia"/>
+        </w:rPr>
+        <w:t>芯片接线设计</w:t>
+      </w:r>
+    </w:p>
+    <w:p>
+      <w:pPr>
+        <w:ind w:firstLine="480"/>
+      </w:pPr>
+      <w:r>
+        <w:rPr>
+          <w:rFonts w:hint="eastAsia"/>
+        </w:rPr>
+        <w:t>与软件组沟通后，首先确定了电机</w:t>
+      </w:r>
+      <w:r>
+        <w:rPr>
+          <w:rFonts w:hint="eastAsia"/>
+        </w:rPr>
+        <w:t>驱动板</w:t>
+      </w:r>
+      <w:r>
+        <w:rPr>
+          <w:rFonts w:hint="eastAsia"/>
+        </w:rPr>
+        <w:t>接线为：</w:t>
+      </w:r>
+    </w:p>
+    <w:p>
+      <w:pPr>
+        <w:ind w:firstLine="480"/>
+        <w:rPr>
+          <w:rFonts w:hint="eastAsia"/>
+        </w:rPr>
+      </w:pPr>
+    </w:p>
+    <w:tbl>
+      <w:tblPr>
+        <w:tblStyle w:val="af1"/>
+        <w:tblW w:w="0" w:type="auto"/>
+        <w:tblLook w:val="04A0" w:firstRow="1" w:lastRow="0" w:firstColumn="1" w:lastColumn="0" w:noHBand="0" w:noVBand="1"/>
+      </w:tblPr>
+      <w:tblGrid>
+        <w:gridCol w:w="4530"/>
+        <w:gridCol w:w="4530"/>
+      </w:tblGrid>
+      <w:tr>
+        <w:tc>
+          <w:tcPr>
+            <w:tcW w:w="4530" w:type="dxa"/>
+          </w:tcPr>
+          <w:p>
+            <w:pPr>
+              <w:ind w:firstLineChars="0" w:firstLine="0"/>
+              <w:rPr>
+                <w:rFonts w:hint="eastAsia"/>
+              </w:rPr>
+            </w:pPr>
+            <w:r>
+              <w:rPr>
+                <w:rFonts w:hint="eastAsia"/>
+              </w:rPr>
+              <w:t>电机驱动板</w:t>
+            </w:r>
+          </w:p>
+        </w:tc>
+        <w:tc>
+          <w:tcPr>
+            <w:tcW w:w="4530" w:type="dxa"/>
+          </w:tcPr>
+          <w:p>
+            <w:pPr>
+              <w:ind w:firstLineChars="0" w:firstLine="0"/>
+              <w:rPr>
+                <w:rFonts w:hint="eastAsia"/>
+              </w:rPr>
+            </w:pPr>
+            <w:r>
+              <w:rPr>
+                <w:rFonts w:hint="eastAsia"/>
+              </w:rPr>
+              <w:t>STM32</w:t>
+            </w:r>
+          </w:p>
+        </w:tc>
+      </w:tr>
+      <w:tr>
+        <w:tc>
+          <w:tcPr>
+            <w:tcW w:w="4530" w:type="dxa"/>
+          </w:tcPr>
+          <w:p>
+            <w:pPr>
+              <w:ind w:firstLineChars="0" w:firstLine="0"/>
+              <w:rPr>
+                <w:rFonts w:hint="eastAsia"/>
+              </w:rPr>
+            </w:pPr>
+            <w:r>
+              <w:rPr>
+                <w:rFonts w:hint="eastAsia"/>
+              </w:rPr>
+              <w:t>AIN1</w:t>
+            </w:r>
+          </w:p>
+        </w:tc>
+        <w:tc>
+          <w:tcPr>
+            <w:tcW w:w="4530" w:type="dxa"/>
+          </w:tcPr>
+          <w:p>
+            <w:pPr>
+              <w:ind w:firstLineChars="0" w:firstLine="0"/>
+              <w:rPr>
+                <w:rFonts w:hint="eastAsia"/>
+              </w:rPr>
+            </w:pPr>
+            <w:r>
+              <w:rPr>
+                <w:rFonts w:hint="eastAsia"/>
+              </w:rPr>
+              <w:t>PB12</w:t>
+            </w:r>
+          </w:p>
+        </w:tc>
+      </w:tr>
+      <w:tr>
+        <w:tc>
+          <w:tcPr>
+            <w:tcW w:w="4530" w:type="dxa"/>
+          </w:tcPr>
+          <w:p>
+            <w:pPr>
+              <w:ind w:firstLineChars="0" w:firstLine="0"/>
+              <w:rPr>
+                <w:rFonts w:hint="eastAsia"/>
+              </w:rPr>
+            </w:pPr>
+            <w:r>
+              <w:rPr>
+                <w:rFonts w:hint="eastAsia"/>
+              </w:rPr>
+              <w:t>AIN2</w:t>
+            </w:r>
+          </w:p>
+        </w:tc>
+        <w:tc>
+          <w:tcPr>
+            <w:tcW w:w="4530" w:type="dxa"/>
+          </w:tcPr>
+          <w:p>
+            <w:pPr>
+              <w:ind w:firstLineChars="0" w:firstLine="0"/>
+              <w:rPr>
+                <w:rFonts w:hint="eastAsia"/>
+              </w:rPr>
+            </w:pPr>
+            <w:r>
+              <w:rPr>
+                <w:rFonts w:hint="eastAsia"/>
+              </w:rPr>
+              <w:t>PB13</w:t>
+            </w:r>
+          </w:p>
+        </w:tc>
+      </w:tr>
+      <w:tr>
+        <w:tc>
+          <w:tcPr>
+            <w:tcW w:w="4530" w:type="dxa"/>
+          </w:tcPr>
+          <w:p>
+            <w:pPr>
+              <w:ind w:firstLineChars="0" w:firstLine="0"/>
+              <w:rPr>
+                <w:rFonts w:hint="eastAsia"/>
+              </w:rPr>
+            </w:pPr>
+            <w:r>
+              <w:rPr>
+                <w:rFonts w:hint="eastAsia"/>
+              </w:rPr>
+              <w:t>BIN1</w:t>
+            </w:r>
+          </w:p>
+        </w:tc>
+        <w:tc>
+          <w:tcPr>
+            <w:tcW w:w="4530" w:type="dxa"/>
+          </w:tcPr>
+          <w:p>
+            <w:pPr>
+              <w:ind w:firstLineChars="0" w:firstLine="0"/>
+              <w:rPr>
+                <w:rFonts w:hint="eastAsia"/>
+              </w:rPr>
+            </w:pPr>
+            <w:r>
+              <w:rPr>
+                <w:rFonts w:hint="eastAsia"/>
+              </w:rPr>
+              <w:t>PB14</w:t>
+            </w:r>
+          </w:p>
+        </w:tc>
+      </w:tr>
+      <w:tr>
+        <w:tc>
+          <w:tcPr>
+            <w:tcW w:w="4530" w:type="dxa"/>
+          </w:tcPr>
+          <w:p>
+            <w:pPr>
+              <w:ind w:firstLineChars="0" w:firstLine="0"/>
+              <w:rPr>
+                <w:rFonts w:hint="eastAsia"/>
+              </w:rPr>
+            </w:pPr>
+            <w:r>
+              <w:rPr>
+                <w:rFonts w:hint="eastAsia"/>
+              </w:rPr>
+              <w:t>BIN2</w:t>
+            </w:r>
+          </w:p>
+        </w:tc>
+        <w:tc>
+          <w:tcPr>
+            <w:tcW w:w="4530" w:type="dxa"/>
+          </w:tcPr>
+          <w:p>
+            <w:pPr>
+              <w:ind w:firstLineChars="0" w:firstLine="0"/>
+              <w:rPr>
+                <w:rFonts w:hint="eastAsia"/>
+              </w:rPr>
+            </w:pPr>
+            <w:r>
+              <w:rPr>
+                <w:rFonts w:hint="eastAsia"/>
+              </w:rPr>
+              <w:t>PB15</w:t>
+            </w:r>
+          </w:p>
+        </w:tc>
+      </w:tr>
+      <w:tr>
+        <w:tc>
+          <w:tcPr>
+            <w:tcW w:w="4530" w:type="dxa"/>
+          </w:tcPr>
+          <w:p>
+            <w:pPr>
+              <w:ind w:firstLineChars="0" w:firstLine="0"/>
+              <w:rPr>
+                <w:rFonts w:hint="eastAsia"/>
+              </w:rPr>
+            </w:pPr>
+            <w:r>
+              <w:rPr>
+                <w:rFonts w:hint="eastAsia"/>
+              </w:rPr>
+              <w:t>PWMA</w:t>
+            </w:r>
+          </w:p>
+        </w:tc>
+        <w:tc>
+          <w:tcPr>
+            <w:tcW w:w="4530" w:type="dxa"/>
+          </w:tcPr>
+          <w:p>
+            <w:pPr>
+              <w:ind w:firstLineChars="0" w:firstLine="0"/>
+              <w:rPr>
+                <w:rFonts w:hint="eastAsia"/>
+              </w:rPr>
+            </w:pPr>
+            <w:r>
+              <w:rPr>
+                <w:rFonts w:hint="eastAsia"/>
+              </w:rPr>
+              <w:t>PA8</w:t>
+            </w:r>
+          </w:p>
+        </w:tc>
+      </w:tr>
+      <w:tr>
+        <w:tc>
+          <w:tcPr>
+            <w:tcW w:w="4530" w:type="dxa"/>
+          </w:tcPr>
+          <w:p>
+            <w:pPr>
+              <w:ind w:firstLineChars="0" w:firstLine="0"/>
+              <w:rPr>
+                <w:rFonts w:hint="eastAsia"/>
+              </w:rPr>
+            </w:pPr>
+            <w:r>
+              <w:rPr>
+                <w:rFonts w:hint="eastAsia"/>
+              </w:rPr>
+              <w:t>PWMB</w:t>
+            </w:r>
+          </w:p>
+        </w:tc>
+        <w:tc>
+          <w:tcPr>
+            <w:tcW w:w="4530" w:type="dxa"/>
+          </w:tcPr>
+          <w:p>
+            <w:pPr>
+              <w:ind w:firstLineChars="0" w:firstLine="0"/>
+              <w:rPr>
+                <w:rFonts w:hint="eastAsia"/>
+              </w:rPr>
+            </w:pPr>
+            <w:r>
+              <w:rPr>
+                <w:rFonts w:hint="eastAsia"/>
+              </w:rPr>
+              <w:t>PA9</w:t>
+            </w:r>
+          </w:p>
+        </w:tc>
+      </w:tr>
+    </w:tbl>
+    <w:p>
+      <w:pPr>
+        <w:ind w:firstLineChars="0" w:firstLine="0"/>
+      </w:pPr>
+    </w:p>
+    <w:tbl>
+      <w:tblPr>
+        <w:tblStyle w:val="af1"/>
+        <w:tblW w:w="0" w:type="auto"/>
+        <w:tblLook w:val="04A0" w:firstRow="1" w:lastRow="0" w:firstColumn="1" w:lastColumn="0" w:noHBand="0" w:noVBand="1"/>
+      </w:tblPr>
+      <w:tblGrid>
+        <w:gridCol w:w="4530"/>
+        <w:gridCol w:w="4530"/>
+      </w:tblGrid>
+      <w:tr>
+        <w:tc>
+          <w:tcPr>
+            <w:tcW w:w="4530" w:type="dxa"/>
+          </w:tcPr>
+          <w:p>
+            <w:pPr>
+              <w:ind w:firstLineChars="0" w:firstLine="0"/>
+              <w:rPr>
+                <w:rFonts w:hint="eastAsia"/>
+              </w:rPr>
+            </w:pPr>
+            <w:r>
+              <w:rPr>
+                <w:rFonts w:hint="eastAsia"/>
+              </w:rPr>
+              <w:t>电机</w:t>
+            </w:r>
+          </w:p>
+        </w:tc>
+        <w:tc>
+          <w:tcPr>
+            <w:tcW w:w="4530" w:type="dxa"/>
+          </w:tcPr>
+          <w:p>
+            <w:pPr>
+              <w:ind w:firstLineChars="0" w:firstLine="0"/>
+              <w:rPr>
+                <w:rFonts w:hint="eastAsia"/>
+              </w:rPr>
+            </w:pPr>
+            <w:r>
+              <w:rPr>
+                <w:rFonts w:hint="eastAsia"/>
+              </w:rPr>
+              <w:t>电机驱动板</w:t>
+            </w:r>
+          </w:p>
+        </w:tc>
+      </w:tr>
+      <w:tr>
+        <w:tc>
+          <w:tcPr>
+            <w:tcW w:w="4530" w:type="dxa"/>
+          </w:tcPr>
+          <w:p>
+            <w:pPr>
+              <w:ind w:firstLineChars="0" w:firstLine="0"/>
+              <w:rPr>
+                <w:rFonts w:hint="eastAsia"/>
+              </w:rPr>
+            </w:pPr>
+            <w:r>
+              <w:rPr>
+                <w:rFonts w:hint="eastAsia"/>
+              </w:rPr>
+              <w:t>电机</w:t>
+            </w:r>
+            <w:r>
+              <w:rPr>
+                <w:rFonts w:hint="eastAsia"/>
+              </w:rPr>
+              <w:t>1 +</w:t>
+            </w:r>
+          </w:p>
+        </w:tc>
+        <w:tc>
+          <w:tcPr>
+            <w:tcW w:w="4530" w:type="dxa"/>
+          </w:tcPr>
+          <w:p>
+            <w:pPr>
+              <w:ind w:firstLineChars="0" w:firstLine="0"/>
+              <w:rPr>
+                <w:rFonts w:hint="eastAsia"/>
+              </w:rPr>
+            </w:pPr>
+            <w:r>
+              <w:rPr>
+                <w:rFonts w:hint="eastAsia"/>
+              </w:rPr>
+              <w:t>AO1</w:t>
+            </w:r>
+          </w:p>
+        </w:tc>
+      </w:tr>
+      <w:tr>
+        <w:tc>
+          <w:tcPr>
+            <w:tcW w:w="4530" w:type="dxa"/>
+          </w:tcPr>
+          <w:p>
+            <w:pPr>
+              <w:ind w:firstLineChars="0" w:firstLine="0"/>
+              <w:rPr>
+                <w:rFonts w:hint="eastAsia"/>
+              </w:rPr>
+            </w:pPr>
+            <w:r>
+              <w:rPr>
+                <w:rFonts w:hint="eastAsia"/>
+              </w:rPr>
+              <w:t>电机</w:t>
+            </w:r>
+            <w:r>
+              <w:rPr>
+                <w:rFonts w:hint="eastAsia"/>
+              </w:rPr>
+              <w:t>1 -</w:t>
+            </w:r>
+          </w:p>
+        </w:tc>
+        <w:tc>
+          <w:tcPr>
+            <w:tcW w:w="4530" w:type="dxa"/>
+          </w:tcPr>
+          <w:p>
+            <w:pPr>
+              <w:ind w:firstLineChars="0" w:firstLine="0"/>
+              <w:rPr>
+                <w:rFonts w:hint="eastAsia"/>
+              </w:rPr>
+            </w:pPr>
+            <w:r>
+              <w:rPr>
+                <w:rFonts w:hint="eastAsia"/>
+              </w:rPr>
+              <w:t>AO2</w:t>
+            </w:r>
+          </w:p>
+        </w:tc>
+      </w:tr>
+      <w:tr>
+        <w:tc>
+          <w:tcPr>
+            <w:tcW w:w="4530" w:type="dxa"/>
+          </w:tcPr>
+          <w:p>
+            <w:pPr>
+              <w:ind w:firstLineChars="0" w:firstLine="0"/>
+              <w:rPr>
+                <w:rFonts w:hint="eastAsia"/>
+              </w:rPr>
+            </w:pPr>
+            <w:r>
+              <w:rPr>
+                <w:rFonts w:hint="eastAsia"/>
+              </w:rPr>
+              <w:t>电机</w:t>
+            </w:r>
+            <w:r>
+              <w:rPr>
+                <w:rFonts w:hint="eastAsia"/>
+              </w:rPr>
+              <w:t>2 +</w:t>
+            </w:r>
+          </w:p>
+        </w:tc>
+        <w:tc>
+          <w:tcPr>
+            <w:tcW w:w="4530" w:type="dxa"/>
+          </w:tcPr>
+          <w:p>
+            <w:pPr>
+              <w:ind w:firstLineChars="0" w:firstLine="0"/>
+              <w:rPr>
+                <w:rFonts w:hint="eastAsia"/>
+              </w:rPr>
+            </w:pPr>
+            <w:r>
+              <w:rPr>
+                <w:rFonts w:hint="eastAsia"/>
+              </w:rPr>
+              <w:t>BO1</w:t>
+            </w:r>
+          </w:p>
+        </w:tc>
+      </w:tr>
+      <w:tr>
+        <w:tc>
+          <w:tcPr>
+            <w:tcW w:w="4530" w:type="dxa"/>
+          </w:tcPr>
+          <w:p>
+            <w:pPr>
+              <w:ind w:firstLineChars="0" w:firstLine="0"/>
+              <w:rPr>
+                <w:rFonts w:hint="eastAsia"/>
+              </w:rPr>
+            </w:pPr>
+            <w:r>
+              <w:rPr>
+                <w:rFonts w:hint="eastAsia"/>
+              </w:rPr>
+              <w:t>电机</w:t>
+            </w:r>
+            <w:r>
+              <w:rPr>
+                <w:rFonts w:hint="eastAsia"/>
+              </w:rPr>
+              <w:t>2 -</w:t>
+            </w:r>
+          </w:p>
+        </w:tc>
+        <w:tc>
+          <w:tcPr>
+            <w:tcW w:w="4530" w:type="dxa"/>
+          </w:tcPr>
+          <w:p>
+            <w:pPr>
+              <w:ind w:firstLineChars="0" w:firstLine="0"/>
+              <w:rPr>
+                <w:rFonts w:hint="eastAsia"/>
+              </w:rPr>
+            </w:pPr>
+            <w:r>
+              <w:rPr>
+                <w:rFonts w:hint="eastAsia"/>
+              </w:rPr>
+              <w:t>BO2</w:t>
+            </w:r>
+          </w:p>
+        </w:tc>
+      </w:tr>
+    </w:tbl>
+    <w:p>
+      <w:pPr>
+        <w:ind w:firstLineChars="0" w:firstLine="0"/>
+      </w:pPr>
+    </w:p>
+    <w:p>
+      <w:pPr>
+        <w:ind w:firstLineChars="0" w:firstLine="0"/>
+      </w:pPr>
+      <w:r>
+        <w:rPr>
+          <w:rFonts w:hint="eastAsia"/>
+        </w:rPr>
+        <w:t>由于本车采用三超声波同步测距方案，初版的定时器方案会导致通道不够用，在与软件组协商后，采用如下接线可采用单边缘触发进行测距：</w:t>
+      </w:r>
+    </w:p>
+    <w:tbl>
+      <w:tblPr>
+        <w:tblStyle w:val="af1"/>
+        <w:tblW w:w="0" w:type="auto"/>
+        <w:tblLook w:val="04A0" w:firstRow="1" w:lastRow="0" w:firstColumn="1" w:lastColumn="0" w:noHBand="0" w:noVBand="1"/>
+      </w:tblPr>
+      <w:tblGrid>
+        <w:gridCol w:w="4530"/>
+        <w:gridCol w:w="4530"/>
+      </w:tblGrid>
+      <w:tr>
+        <w:tc>
+          <w:tcPr>
+            <w:tcW w:w="4530" w:type="dxa"/>
+          </w:tcPr>
+          <w:p>
+            <w:pPr>
+              <w:ind w:firstLineChars="0" w:firstLine="0"/>
+              <w:rPr>
+                <w:rFonts w:hint="eastAsia"/>
+              </w:rPr>
+            </w:pPr>
+            <w:r>
+              <w:rPr>
+                <w:rFonts w:hint="eastAsia"/>
+              </w:rPr>
+              <w:t>超声波</w:t>
+            </w:r>
+          </w:p>
+        </w:tc>
+        <w:tc>
+          <w:tcPr>
+            <w:tcW w:w="4530" w:type="dxa"/>
+          </w:tcPr>
+          <w:p>
+            <w:pPr>
+              <w:ind w:firstLineChars="0" w:firstLine="0"/>
+              <w:rPr>
+                <w:rFonts w:hint="eastAsia"/>
+              </w:rPr>
+            </w:pPr>
+            <w:r>
+              <w:rPr>
+                <w:rFonts w:hint="eastAsia"/>
+              </w:rPr>
+              <w:t>STM32</w:t>
+            </w:r>
+          </w:p>
+        </w:tc>
+      </w:tr>
+      <w:tr>
+        <w:tc>
+          <w:tcPr>
+            <w:tcW w:w="4530" w:type="dxa"/>
+          </w:tcPr>
+          <w:p>
+            <w:pPr>
+              <w:ind w:firstLineChars="0" w:firstLine="0"/>
+              <w:rPr>
+                <w:rFonts w:hint="eastAsia"/>
+              </w:rPr>
+            </w:pPr>
+            <w:r>
+              <w:rPr>
+                <w:rFonts w:hint="eastAsia"/>
+              </w:rPr>
+              <w:t>TRIG1</w:t>
+            </w:r>
+          </w:p>
+        </w:tc>
+        <w:tc>
+          <w:tcPr>
+            <w:tcW w:w="4530" w:type="dxa"/>
+          </w:tcPr>
+          <w:p>
+            <w:pPr>
+              <w:ind w:firstLineChars="0" w:firstLine="0"/>
+              <w:rPr>
+                <w:rFonts w:hint="eastAsia"/>
+              </w:rPr>
+            </w:pPr>
+            <w:r>
+              <w:rPr>
+                <w:rFonts w:hint="eastAsia"/>
+              </w:rPr>
+              <w:t>PA4</w:t>
+            </w:r>
+          </w:p>
+        </w:tc>
+      </w:tr>
+      <w:tr>
+        <w:tc>
+          <w:tcPr>
+            <w:tcW w:w="4530" w:type="dxa"/>
+          </w:tcPr>
+          <w:p>
+            <w:pPr>
+              <w:ind w:firstLineChars="0" w:firstLine="0"/>
+              <w:rPr>
+                <w:rFonts w:hint="eastAsia"/>
+              </w:rPr>
+            </w:pPr>
+            <w:r>
+              <w:rPr>
+                <w:rFonts w:hint="eastAsia"/>
+              </w:rPr>
+              <w:t>ECHO1</w:t>
+            </w:r>
+          </w:p>
+        </w:tc>
+        <w:tc>
+          <w:tcPr>
+            <w:tcW w:w="4530" w:type="dxa"/>
+          </w:tcPr>
+          <w:p>
+            <w:pPr>
+              <w:ind w:firstLineChars="0" w:firstLine="0"/>
+              <w:rPr>
+                <w:rFonts w:hint="eastAsia"/>
+              </w:rPr>
+            </w:pPr>
+            <w:r>
+              <w:rPr>
+                <w:rFonts w:hint="eastAsia"/>
+              </w:rPr>
+              <w:t>PA6</w:t>
+            </w:r>
+          </w:p>
+        </w:tc>
+      </w:tr>
+      <w:tr>
+        <w:tc>
+          <w:tcPr>
+            <w:tcW w:w="4530" w:type="dxa"/>
+          </w:tcPr>
+          <w:p>
+            <w:pPr>
+              <w:ind w:firstLineChars="0" w:firstLine="0"/>
+              <w:rPr>
+                <w:rFonts w:hint="eastAsia"/>
+              </w:rPr>
+            </w:pPr>
+            <w:r>
+              <w:rPr>
+                <w:rFonts w:hint="eastAsia"/>
+              </w:rPr>
+              <w:t>TRIG2</w:t>
+            </w:r>
+          </w:p>
+        </w:tc>
+        <w:tc>
+          <w:tcPr>
+            <w:tcW w:w="4530" w:type="dxa"/>
+          </w:tcPr>
+          <w:p>
+            <w:pPr>
+              <w:ind w:firstLineChars="0" w:firstLine="0"/>
+              <w:rPr>
+                <w:rFonts w:hint="eastAsia"/>
+              </w:rPr>
+            </w:pPr>
+            <w:r>
+              <w:rPr>
+                <w:rFonts w:hint="eastAsia"/>
+              </w:rPr>
+              <w:t>PA5</w:t>
+            </w:r>
+          </w:p>
+        </w:tc>
+      </w:tr>
+      <w:tr>
+        <w:tc>
+          <w:tcPr>
+            <w:tcW w:w="4530" w:type="dxa"/>
+          </w:tcPr>
+          <w:p>
+            <w:pPr>
+              <w:ind w:firstLineChars="0" w:firstLine="0"/>
+              <w:rPr>
+                <w:rFonts w:hint="eastAsia"/>
+              </w:rPr>
+            </w:pPr>
+            <w:r>
+              <w:rPr>
+                <w:rFonts w:hint="eastAsia"/>
+              </w:rPr>
+              <w:t>ECHO2</w:t>
+            </w:r>
+          </w:p>
+        </w:tc>
+        <w:tc>
+          <w:tcPr>
+            <w:tcW w:w="4530" w:type="dxa"/>
+          </w:tcPr>
+          <w:p>
+            <w:pPr>
+              <w:ind w:firstLineChars="0" w:firstLine="0"/>
+              <w:rPr>
+                <w:rFonts w:hint="eastAsia"/>
+              </w:rPr>
+            </w:pPr>
+            <w:r>
+              <w:rPr>
+                <w:rFonts w:hint="eastAsia"/>
+              </w:rPr>
+              <w:t>PA7</w:t>
+            </w:r>
+          </w:p>
+        </w:tc>
+      </w:tr>
+      <w:tr>
+        <w:tc>
+          <w:tcPr>
+            <w:tcW w:w="4530" w:type="dxa"/>
+          </w:tcPr>
+          <w:p>
+            <w:pPr>
+              <w:ind w:firstLineChars="0" w:firstLine="0"/>
+              <w:rPr>
+                <w:rFonts w:hint="eastAsia"/>
+              </w:rPr>
+            </w:pPr>
+            <w:r>
+              <w:rPr>
+                <w:rFonts w:hint="eastAsia"/>
+              </w:rPr>
+              <w:t>TRIG3</w:t>
+            </w:r>
+          </w:p>
+        </w:tc>
+        <w:tc>
+          <w:tcPr>
+            <w:tcW w:w="4530" w:type="dxa"/>
+          </w:tcPr>
+          <w:p>
+            <w:pPr>
+              <w:ind w:firstLineChars="0" w:firstLine="0"/>
+              <w:rPr>
+                <w:rFonts w:hint="eastAsia"/>
+              </w:rPr>
+            </w:pPr>
+            <w:r>
+              <w:rPr>
+                <w:rFonts w:hint="eastAsia"/>
+              </w:rPr>
+              <w:t>PA10</w:t>
+            </w:r>
+          </w:p>
+        </w:tc>
+      </w:tr>
+      <w:tr>
+        <w:tc>
+          <w:tcPr>
+            <w:tcW w:w="4530" w:type="dxa"/>
+          </w:tcPr>
+          <w:p>
+            <w:pPr>
+              <w:ind w:firstLineChars="0" w:firstLine="0"/>
+              <w:rPr>
+                <w:rFonts w:hint="eastAsia"/>
+              </w:rPr>
+            </w:pPr>
+            <w:r>
+              <w:rPr>
+                <w:rFonts w:hint="eastAsia"/>
+              </w:rPr>
+              <w:t>ECHO3</w:t>
+            </w:r>
+          </w:p>
+        </w:tc>
+        <w:tc>
+          <w:tcPr>
+            <w:tcW w:w="4530" w:type="dxa"/>
+          </w:tcPr>
+          <w:p>
+            <w:pPr>
+              <w:ind w:firstLineChars="0" w:firstLine="0"/>
+              <w:rPr>
+                <w:rFonts w:hint="eastAsia"/>
+              </w:rPr>
+            </w:pPr>
+            <w:r>
+              <w:rPr>
+                <w:rFonts w:hint="eastAsia"/>
+              </w:rPr>
+              <w:t>PB0</w:t>
+            </w:r>
+          </w:p>
+        </w:tc>
+      </w:tr>
+    </w:tbl>
+    <w:p>
+      <w:pPr>
+        <w:ind w:firstLineChars="0" w:firstLine="0"/>
+      </w:pPr>
+    </w:p>
+    <w:p>
+      <w:pPr>
+        <w:ind w:firstLineChars="0" w:firstLine="0"/>
+      </w:pPr>
+      <w:r>
+        <w:rPr>
+          <w:rFonts w:hint="eastAsia"/>
+        </w:rPr>
+        <w:t>最后根据网上下载的</w:t>
+      </w:r>
+      <w:r>
+        <w:rPr>
+          <w:rFonts w:hint="eastAsia"/>
+        </w:rPr>
+        <w:t>OLED</w:t>
+      </w:r>
+      <w:r>
+        <w:rPr>
+          <w:rFonts w:hint="eastAsia"/>
+        </w:rPr>
+        <w:t>屏幕驱动库代码，采用如下接线：</w:t>
+      </w:r>
+    </w:p>
+    <w:tbl>
+      <w:tblPr>
+        <w:tblStyle w:val="af1"/>
+        <w:tblW w:w="0" w:type="auto"/>
+        <w:tblLook w:val="04A0" w:firstRow="1" w:lastRow="0" w:firstColumn="1" w:lastColumn="0" w:noHBand="0" w:noVBand="1"/>
+      </w:tblPr>
+      <w:tblGrid>
+        <w:gridCol w:w="4530"/>
+        <w:gridCol w:w="4530"/>
+      </w:tblGrid>
+      <w:tr>
+        <w:tc>
+          <w:tcPr>
+            <w:tcW w:w="4530" w:type="dxa"/>
+          </w:tcPr>
+          <w:p>
+            <w:pPr>
+              <w:ind w:firstLineChars="0" w:firstLine="0"/>
+              <w:rPr>
+                <w:rFonts w:hint="eastAsia"/>
+              </w:rPr>
+            </w:pPr>
+            <w:r>
+              <w:rPr>
+                <w:rFonts w:hint="eastAsia"/>
+              </w:rPr>
+              <w:t>OLED</w:t>
+            </w:r>
+            <w:r>
+              <w:rPr>
+                <w:rFonts w:hint="eastAsia"/>
+              </w:rPr>
+              <w:t>屏幕</w:t>
+            </w:r>
+          </w:p>
+        </w:tc>
+        <w:tc>
+          <w:tcPr>
+            <w:tcW w:w="4530" w:type="dxa"/>
+          </w:tcPr>
+          <w:p>
+            <w:pPr>
+              <w:ind w:firstLineChars="0" w:firstLine="0"/>
+              <w:rPr>
+                <w:rFonts w:hint="eastAsia"/>
+              </w:rPr>
+            </w:pPr>
+            <w:r>
+              <w:rPr>
+                <w:rFonts w:hint="eastAsia"/>
+              </w:rPr>
+              <w:t>STM32</w:t>
+            </w:r>
+          </w:p>
+        </w:tc>
+      </w:tr>
+      <w:tr>
+        <w:tc>
+          <w:tcPr>
+            <w:tcW w:w="4530" w:type="dxa"/>
+          </w:tcPr>
+          <w:p>
+            <w:pPr>
+              <w:ind w:firstLineChars="0" w:firstLine="0"/>
+              <w:rPr>
+                <w:rFonts w:hint="eastAsia"/>
+              </w:rPr>
+            </w:pPr>
+            <w:r>
+              <w:rPr>
+                <w:rFonts w:hint="eastAsia"/>
+              </w:rPr>
+              <w:t>SCL</w:t>
+            </w:r>
+          </w:p>
+        </w:tc>
+        <w:tc>
+          <w:tcPr>
+            <w:tcW w:w="4530" w:type="dxa"/>
+          </w:tcPr>
+          <w:p>
+            <w:pPr>
+              <w:ind w:firstLineChars="0" w:firstLine="0"/>
+              <w:rPr>
+                <w:rFonts w:hint="eastAsia"/>
+              </w:rPr>
+            </w:pPr>
+            <w:r>
+              <w:rPr>
+                <w:rFonts w:hint="eastAsia"/>
+              </w:rPr>
+              <w:t>PB6</w:t>
+            </w:r>
+          </w:p>
+        </w:tc>
+      </w:tr>
+      <w:tr>
+        <w:tc>
+          <w:tcPr>
+            <w:tcW w:w="4530" w:type="dxa"/>
+          </w:tcPr>
+          <w:p>
+            <w:pPr>
+              <w:ind w:firstLineChars="0" w:firstLine="0"/>
+              <w:rPr>
+                <w:rFonts w:hint="eastAsia"/>
+              </w:rPr>
+            </w:pPr>
+            <w:r>
+              <w:rPr>
+                <w:rFonts w:hint="eastAsia"/>
+              </w:rPr>
+              <w:t>SDA</w:t>
+            </w:r>
+          </w:p>
+        </w:tc>
+        <w:tc>
+          <w:tcPr>
+            <w:tcW w:w="4530" w:type="dxa"/>
+          </w:tcPr>
+          <w:p>
+            <w:pPr>
+              <w:ind w:firstLineChars="0" w:firstLine="0"/>
+              <w:rPr>
+                <w:rFonts w:hint="eastAsia"/>
+              </w:rPr>
+            </w:pPr>
+            <w:r>
+              <w:rPr>
+                <w:rFonts w:hint="eastAsia"/>
+              </w:rPr>
+              <w:t>PB7</w:t>
+            </w:r>
+          </w:p>
+        </w:tc>
+      </w:tr>
+    </w:tbl>
+    <w:p>
+      <w:pPr>
+        <w:pStyle w:val="1"/>
+        <w:spacing w:after="312"/>
+      </w:pPr>
+      <w:r>
+        <w:rPr>
+          <w:rFonts w:hint="eastAsia"/>
+        </w:rPr>
+        <w:lastRenderedPageBreak/>
+        <w:t>1.3 3D</w:t>
+      </w:r>
+      <w:r>
+        <w:rPr>
+          <w:rFonts w:hint="eastAsia"/>
+        </w:rPr>
+        <w:t>打印支架设计</w:t>
+      </w:r>
+    </w:p>
+    <w:p>
+      <w:pPr>
+        <w:pStyle w:val="1"/>
+        <w:spacing w:after="312"/>
+      </w:pPr>
+      <w:r>
+        <w:rPr>
+          <w:noProof/>
+        </w:rPr>
+        <w:drawing>
+          <wp:anchor distT="0" distB="0" distL="114300" distR="114300" simplePos="0" relativeHeight="251648512" behindDoc="0" locked="0" layoutInCell="1" allowOverlap="1" wp14:anchorId="789E5FE5" wp14:editId="2C7A2E49">
+            <wp:simplePos x="0" y="0"/>
+            <wp:positionH relativeFrom="column">
+              <wp:posOffset>1459865</wp:posOffset>
+            </wp:positionH>
+            <wp:positionV relativeFrom="paragraph">
+              <wp:posOffset>420370</wp:posOffset>
+            </wp:positionV>
+            <wp:extent cx="2279650" cy="2288540"/>
+            <wp:effectExtent l="0" t="0" r="0" b="0"/>
+            <wp:wrapTopAndBottom/>
+            <wp:docPr id="10473552" name="图片 1"/>
+            <wp:cNvGraphicFramePr>
+              <a:graphicFrameLocks xmlns:a="http://schemas.openxmlformats.org/drawingml/2006/main" noChangeAspect="1"/>
+            </wp:cNvGraphicFramePr>
+            <a:graphic xmlns:a="http://schemas.openxmlformats.org/drawingml/2006/main">
+              <a:graphicData uri="http://schemas.openxmlformats.org/drawingml/2006/picture">
+                <pic:pic xmlns:pic="http://schemas.openxmlformats.org/drawingml/2006/picture">
+                  <pic:nvPicPr>
+                    <pic:cNvPr id="10473552" name=""/>
+                    <pic:cNvPicPr/>
+                  </pic:nvPicPr>
+                  <pic:blipFill>
+                    <a:blip r:embed="rId20" cstate="print">
+                      <a:extLst>
+                        <a:ext uri="{28A0092B-C50C-407E-A947-70E740481C1C}">
+                          <a14:useLocalDpi xmlns:a14="http://schemas.microsoft.com/office/drawing/2010/main" val="0"/>
+                        </a:ext>
+                      </a:extLst>
+                    </a:blip>
+                    <a:stretch>
+                      <a:fillRect/>
+                    </a:stretch>
+                  </pic:blipFill>
+                  <pic:spPr>
+                    <a:xfrm>
+                      <a:off x="0" y="0"/>
+                      <a:ext cx="2279650" cy="2288540"/>
+                    </a:xfrm>
+                    <a:prstGeom prst="rect">
+                      <a:avLst/>
+                    </a:prstGeom>
+                  </pic:spPr>
+                </pic:pic>
+              </a:graphicData>
+            </a:graphic>
+            <wp14:sizeRelH relativeFrom="margin">
+              <wp14:pctWidth>0</wp14:pctWidth>
+            </wp14:sizeRelH>
+            <wp14:sizeRelV relativeFrom="margin">
+              <wp14:pctHeight>0</wp14:pctHeight>
+            </wp14:sizeRelV>
+          </wp:anchor>
+        </w:drawing>
+      </w:r>
+      <w:r>
+        <w:rPr>
+          <w:rFonts w:hint="eastAsia"/>
+        </w:rPr>
+        <w:t>1.3.1 3D</w:t>
+      </w:r>
+      <w:r>
+        <w:rPr>
+          <w:rFonts w:hint="eastAsia"/>
+        </w:rPr>
+        <w:t>打印超声波支架</w:t>
+      </w:r>
+    </w:p>
+    <w:p>
+      <w:pPr>
+        <w:ind w:firstLine="420"/>
+        <w:jc w:val="center"/>
+        <w:rPr>
+          <w:rFonts w:ascii="宋体" w:hAnsi="宋体" w:hint="eastAsia"/>
+          <w:sz w:val="21"/>
+          <w:szCs w:val="21"/>
+        </w:rPr>
+      </w:pPr>
+      <w:r>
+        <w:rPr>
+          <w:rFonts w:ascii="宋体" w:hAnsi="宋体" w:hint="eastAsia"/>
+          <w:sz w:val="21"/>
+          <w:szCs w:val="21"/>
+        </w:rPr>
+        <w:t>图</w:t>
+      </w:r>
+      <w:r>
+        <w:rPr>
+          <w:rFonts w:ascii="宋体" w:hAnsi="宋体" w:hint="eastAsia"/>
+          <w:sz w:val="21"/>
+          <w:szCs w:val="21"/>
+        </w:rPr>
+        <w:t>4</w:t>
+      </w:r>
+      <w:r>
+        <w:rPr>
+          <w:rFonts w:ascii="宋体" w:hAnsi="宋体" w:hint="eastAsia"/>
+          <w:sz w:val="21"/>
+          <w:szCs w:val="21"/>
+        </w:rPr>
+        <w:t xml:space="preserve"> 超声波支架建模</w:t>
+      </w:r>
+    </w:p>
+    <w:p>
+      <w:pPr>
+        <w:ind w:firstLine="480"/>
+      </w:pPr>
+      <w:r>
+        <w:rPr>
+          <w:noProof/>
+        </w:rPr>
+        <w:drawing>
+          <wp:anchor distT="0" distB="0" distL="114300" distR="114300" simplePos="0" relativeHeight="251651584" behindDoc="0" locked="0" layoutInCell="1" allowOverlap="1" wp14:anchorId="30272C10" wp14:editId="48755F47">
+            <wp:simplePos x="0" y="0"/>
+            <wp:positionH relativeFrom="column">
+              <wp:posOffset>1358265</wp:posOffset>
+            </wp:positionH>
+            <wp:positionV relativeFrom="paragraph">
+              <wp:posOffset>1287780</wp:posOffset>
+            </wp:positionV>
+            <wp:extent cx="2898140" cy="2310130"/>
+            <wp:effectExtent l="0" t="0" r="0" b="0"/>
+            <wp:wrapTopAndBottom/>
+            <wp:docPr id="446376615" name="图片 1"/>
+            <wp:cNvGraphicFramePr>
+              <a:graphicFrameLocks xmlns:a="http://schemas.openxmlformats.org/drawingml/2006/main" noChangeAspect="1"/>
+            </wp:cNvGraphicFramePr>
+            <a:graphic xmlns:a="http://schemas.openxmlformats.org/drawingml/2006/main">
+              <a:graphicData uri="http://schemas.openxmlformats.org/drawingml/2006/picture">
+                <pic:pic xmlns:pic="http://schemas.openxmlformats.org/drawingml/2006/picture">
+                  <pic:nvPicPr>
+                    <pic:cNvPr id="446376615" name=""/>
+                    <pic:cNvPicPr/>
+                  </pic:nvPicPr>
+                  <pic:blipFill>
+                    <a:blip r:embed="rId21" cstate="print">
+                      <a:extLst>
+                        <a:ext uri="{28A0092B-C50C-407E-A947-70E740481C1C}">
+                          <a14:useLocalDpi xmlns:a14="http://schemas.microsoft.com/office/drawing/2010/main" val="0"/>
+                        </a:ext>
+                      </a:extLst>
+                    </a:blip>
+                    <a:stretch>
+                      <a:fillRect/>
+                    </a:stretch>
+                  </pic:blipFill>
+                  <pic:spPr>
+                    <a:xfrm>
+                      <a:off x="0" y="0"/>
+                      <a:ext cx="2898140" cy="2310130"/>
+                    </a:xfrm>
+                    <a:prstGeom prst="rect">
+                      <a:avLst/>
+                    </a:prstGeom>
+                  </pic:spPr>
+                </pic:pic>
+              </a:graphicData>
+            </a:graphic>
+            <wp14:sizeRelH relativeFrom="margin">
+              <wp14:pctWidth>0</wp14:pctWidth>
+            </wp14:sizeRelH>
+            <wp14:sizeRelV relativeFrom="margin">
+              <wp14:pctHeight>0</wp14:pctHeight>
+            </wp14:sizeRelV>
+          </wp:anchor>
+        </w:drawing>
+      </w:r>
+      <w:r>
+        <w:rPr>
+          <w:rFonts w:hint="eastAsia"/>
+        </w:rPr>
+        <w:t>由于最初设计中，有驱动舵机旋转超声波的设计，采用默认的超声波支架会导致超声波过高，测量到非赛道部分，故选择自制支架，降低超声波的高度，并且在两侧各设立一个用于固定左右两侧的超声波</w:t>
+      </w:r>
+    </w:p>
+    <w:p>
+      <w:pPr>
+        <w:pStyle w:val="1"/>
+        <w:spacing w:after="312"/>
+      </w:pPr>
+      <w:r>
+        <w:rPr>
+          <w:rFonts w:hint="eastAsia"/>
+        </w:rPr>
+        <w:t>1.3.2 3D</w:t>
+      </w:r>
+      <w:r>
+        <w:rPr>
+          <w:rFonts w:hint="eastAsia"/>
+        </w:rPr>
+        <w:t>打印电池支架</w:t>
+      </w:r>
+    </w:p>
+    <w:p>
+      <w:pPr>
+        <w:ind w:firstLine="420"/>
+        <w:jc w:val="center"/>
+        <w:rPr>
+          <w:rFonts w:ascii="宋体" w:hAnsi="宋体" w:hint="eastAsia"/>
+          <w:sz w:val="21"/>
+          <w:szCs w:val="21"/>
+        </w:rPr>
+      </w:pPr>
+      <w:r>
+        <w:rPr>
+          <w:rFonts w:ascii="宋体" w:hAnsi="宋体" w:hint="eastAsia"/>
+          <w:sz w:val="21"/>
+          <w:szCs w:val="21"/>
+        </w:rPr>
+        <w:t>图</w:t>
+      </w:r>
+      <w:r>
+        <w:rPr>
+          <w:rFonts w:ascii="宋体" w:hAnsi="宋体" w:hint="eastAsia"/>
+          <w:sz w:val="21"/>
+          <w:szCs w:val="21"/>
+        </w:rPr>
+        <w:t>5</w:t>
+      </w:r>
+      <w:r>
+        <w:rPr>
+          <w:rFonts w:ascii="宋体" w:hAnsi="宋体" w:hint="eastAsia"/>
+          <w:sz w:val="21"/>
+          <w:szCs w:val="21"/>
+        </w:rPr>
+        <w:t xml:space="preserve"> 电池支架建模</w:t>
+      </w:r>
+    </w:p>
+    <w:p>
+      <w:pPr>
+        <w:ind w:firstLine="480"/>
+      </w:pPr>
+      <w:r>
+        <w:rPr>
+          <w:rFonts w:hint="eastAsia"/>
+        </w:rPr>
+        <w:t>为了给电机和传感器稳定的电压，采用了</w:t>
+      </w:r>
+      <w:r>
+        <w:rPr>
+          <w:rFonts w:hint="eastAsia"/>
+        </w:rPr>
+        <w:t>12V</w:t>
+      </w:r>
+      <w:r>
+        <w:rPr>
+          <w:rFonts w:hint="eastAsia"/>
+        </w:rPr>
+        <w:t>锂电池而非四节五号电池作为供电，避免由于电压波动而导致的电机转速变化和传感器失效，也方便在充电后直接充电而不是选择购买新的干电池。故需要制作一个电池支架固定住电池不会在车体行进过程中移动，干扰车辆行进，并且留出电池充电线和</w:t>
+      </w:r>
+      <w:r>
+        <w:rPr>
+          <w:rFonts w:hint="eastAsia"/>
+        </w:rPr>
+        <w:t>STM32</w:t>
+      </w:r>
+      <w:r>
+        <w:rPr>
+          <w:rFonts w:hint="eastAsia"/>
+        </w:rPr>
+        <w:t>的</w:t>
+      </w:r>
+      <w:r>
+        <w:rPr>
+          <w:rFonts w:hint="eastAsia"/>
+        </w:rPr>
+        <w:t>STLINK</w:t>
+      </w:r>
+      <w:r>
+        <w:rPr>
+          <w:rFonts w:hint="eastAsia"/>
+        </w:rPr>
+        <w:t>收纳仓，防止干</w:t>
+      </w:r>
+      <w:r>
+        <w:rPr>
+          <w:rFonts w:hint="eastAsia"/>
+        </w:rPr>
+        <w:lastRenderedPageBreak/>
+        <w:t>扰。在支架底部进行了层高设计，避免了电机支架的突起导致固定不稳。</w:t>
+      </w:r>
+    </w:p>
+    <w:p>
+      <w:pPr>
+        <w:pStyle w:val="ad"/>
+        <w:spacing w:before="312" w:after="624"/>
+      </w:pPr>
+      <w:r>
+        <w:rPr>
+          <w:rFonts w:hint="eastAsia"/>
+        </w:rPr>
+        <w:t>第二章</w:t>
+      </w:r>
+      <w:r>
+        <w:rPr>
+          <w:rFonts w:hint="eastAsia"/>
+        </w:rPr>
+        <w:t xml:space="preserve"> </w:t>
+      </w:r>
+      <w:r>
+        <w:rPr>
+          <w:rFonts w:hint="eastAsia"/>
+        </w:rPr>
+        <w:t>软件设计</w:t>
+      </w:r>
+    </w:p>
+    <w:p>
+      <w:pPr>
+        <w:pStyle w:val="1"/>
+        <w:spacing w:after="312"/>
+      </w:pPr>
+      <w:r>
+        <w:rPr>
+          <w:rFonts w:hint="eastAsia"/>
+        </w:rPr>
+        <w:t xml:space="preserve">2.1 </w:t>
+      </w:r>
+      <w:r>
+        <w:rPr>
+          <w:rFonts w:hint="eastAsia"/>
+        </w:rPr>
+        <w:t>算法设计</w:t>
+      </w:r>
+    </w:p>
+    <w:p>
+      <w:pPr>
+        <w:ind w:firstLine="480"/>
+        <w:rPr>
+          <w:rFonts w:hint="eastAsia"/>
+        </w:rPr>
+      </w:pPr>
     </w:p>
     <w:p>
       <w:pPr>
@@ -3498,7 +5244,7 @@
         <w:spacing w:beforeLines="100" w:before="312" w:afterLines="50" w:after="156"/>
         <w:jc w:val="both"/>
         <w:sectPr>
-          <w:footerReference w:type="default" r:id="rId14"/>
+          <w:footerReference w:type="default" r:id="rId22"/>
           <w:pgSz w:w="11906" w:h="16838"/>
           <w:pgMar w:top="1418" w:right="1531" w:bottom="1474" w:left="1531" w:header="794" w:footer="1134" w:gutter="0"/>
           <w:pgNumType w:start="1" w:chapStyle="1"/>
@@ -7089,179 +8835,95 @@
     <w:pPr>
       <w:pStyle w:val="a8"/>
       <w:ind w:firstLine="360"/>
+    </w:pPr>
+  </w:p>
+</w:ftr>
+</file>
+
+<file path=word/footer3.xml><?xml version="1.0" encoding="utf-8"?>
+<w:ftr xmlns:wpc="http://schemas.microsoft.com/office/word/2010/wordprocessingCanvas" xmlns:cx="http://schemas.microsoft.com/office/drawing/2014/chartex" xmlns:cx1="http://schemas.microsoft.com/office/drawing/2015/9/8/chartex" xmlns:cx2="http://schemas.microsoft.com/office/drawing/2015/10/21/chartex" xmlns:cx3="http://schemas.microsoft.com/office/drawing/2016/5/9/chartex" xmlns:cx4="http://schemas.microsoft.com/office/drawing/2016/5/10/chartex" xmlns:cx5="http://schemas.microsoft.com/office/drawing/2016/5/11/chartex" xmlns:cx6="http://schemas.microsoft.com/office/drawing/2016/5/12/chartex" xmlns:cx7="http://schemas.microsoft.com/office/drawing/2016/5/13/chartex" xmlns:cx8="http://schemas.microsoft.com/office/drawing/2016/5/14/chartex" xmlns:mc="http://schemas.openxmlformats.org/markup-compatibility/2006" xmlns:aink="http://schemas.microsoft.com/office/drawing/2016/ink" xmlns:am3d="http://schemas.microsoft.com/office/drawing/2017/model3d" xmlns:o="urn:schemas-microsoft-com:office:office" xmlns:oel="http://schemas.microsoft.com/office/2019/extlst" xmlns:r="http://schemas.openxmlformats.org/officeDocument/2006/relationships" xmlns:m="http://schemas.openxmlformats.org/officeDocument/2006/math" xmlns:v="urn:schemas-microsoft-com:vml" xmlns:wp14="http://schemas.microsoft.com/office/word/2010/wordprocessingDrawing" xmlns:wp="http://schemas.openxmlformats.org/drawingml/2006/wordprocessingDrawing" xmlns:w10="urn:schemas-microsoft-com:office:word" xmlns:w="http://schemas.openxmlformats.org/wordprocessingml/2006/main" xmlns:w14="http://schemas.microsoft.com/office/word/2010/wordml" xmlns:w15="http://schemas.microsoft.com/office/word/2012/wordml" xmlns:w16cex="http://schemas.microsoft.com/office/word/2018/wordml/cex" xmlns:w16cid="http://schemas.microsoft.com/office/word/2016/wordml/cid" xmlns:w16="http://schemas.microsoft.com/office/word/2018/wordml" xmlns:w16du="http://schemas.microsoft.com/office/word/2023/wordml/word16du" xmlns:w16sdtdh="http://schemas.microsoft.com/office/word/2020/wordml/sdtdatahash" xmlns:w16sdtfl="http://schemas.microsoft.com/office/word/2024/wordml/sdtformatlock" xmlns:w16se="http://schemas.microsoft.com/office/word/2015/wordml/symex" xmlns:wpg="http://schemas.microsoft.com/office/word/2010/wordprocessingGroup" xmlns:wpi="http://schemas.microsoft.com/office/word/2010/wordprocessingInk" xmlns:wne="http://schemas.microsoft.com/office/word/2006/wordml" xmlns:wps="http://schemas.microsoft.com/office/word/2010/wordprocessingShape" mc:Ignorable="w14 w15 w16se w16cid w16 w16cex w16sdtdh w16sdtfl w16du wp14">
+  <w:p>
+    <w:pPr>
+      <w:pStyle w:val="a8"/>
+      <w:ind w:firstLine="360"/>
+    </w:pPr>
+  </w:p>
+</w:ftr>
+</file>
+
+<file path=word/footer4.xml><?xml version="1.0" encoding="utf-8"?>
+<w:ftr xmlns:wpc="http://schemas.microsoft.com/office/word/2010/wordprocessingCanvas" xmlns:cx="http://schemas.microsoft.com/office/drawing/2014/chartex" xmlns:cx1="http://schemas.microsoft.com/office/drawing/2015/9/8/chartex" xmlns:cx2="http://schemas.microsoft.com/office/drawing/2015/10/21/chartex" xmlns:cx3="http://schemas.microsoft.com/office/drawing/2016/5/9/chartex" xmlns:cx4="http://schemas.microsoft.com/office/drawing/2016/5/10/chartex" xmlns:cx5="http://schemas.microsoft.com/office/drawing/2016/5/11/chartex" xmlns:cx6="http://schemas.microsoft.com/office/drawing/2016/5/12/chartex" xmlns:cx7="http://schemas.microsoft.com/office/drawing/2016/5/13/chartex" xmlns:cx8="http://schemas.microsoft.com/office/drawing/2016/5/14/chartex" xmlns:mc="http://schemas.openxmlformats.org/markup-compatibility/2006" xmlns:aink="http://schemas.microsoft.com/office/drawing/2016/ink" xmlns:am3d="http://schemas.microsoft.com/office/drawing/2017/model3d" xmlns:o="urn:schemas-microsoft-com:office:office" xmlns:oel="http://schemas.microsoft.com/office/2019/extlst" xmlns:r="http://schemas.openxmlformats.org/officeDocument/2006/relationships" xmlns:m="http://schemas.openxmlformats.org/officeDocument/2006/math" xmlns:v="urn:schemas-microsoft-com:vml" xmlns:wp14="http://schemas.microsoft.com/office/word/2010/wordprocessingDrawing" xmlns:wp="http://schemas.openxmlformats.org/drawingml/2006/wordprocessingDrawing" xmlns:w10="urn:schemas-microsoft-com:office:word" xmlns:w="http://schemas.openxmlformats.org/wordprocessingml/2006/main" xmlns:w14="http://schemas.microsoft.com/office/word/2010/wordml" xmlns:w15="http://schemas.microsoft.com/office/word/2012/wordml" xmlns:w16cex="http://schemas.microsoft.com/office/word/2018/wordml/cex" xmlns:w16cid="http://schemas.microsoft.com/office/word/2016/wordml/cid" xmlns:w16="http://schemas.microsoft.com/office/word/2018/wordml" xmlns:w16du="http://schemas.microsoft.com/office/word/2023/wordml/word16du" xmlns:w16sdtdh="http://schemas.microsoft.com/office/word/2020/wordml/sdtdatahash" xmlns:w16sdtfl="http://schemas.microsoft.com/office/word/2024/wordml/sdtformatlock" xmlns:w16se="http://schemas.microsoft.com/office/word/2015/wordml/symex" xmlns:wpg="http://schemas.microsoft.com/office/word/2010/wordprocessingGroup" xmlns:wpi="http://schemas.microsoft.com/office/word/2010/wordprocessingInk" xmlns:wne="http://schemas.microsoft.com/office/word/2006/wordml" xmlns:wps="http://schemas.microsoft.com/office/word/2010/wordprocessingShape" mc:Ignorable="w14 w15 w16se w16cid w16 w16cex w16sdtdh w16sdtfl w16du wp14">
+  <w:p>
+    <w:pPr>
+      <w:pStyle w:val="a8"/>
+      <w:ind w:firstLine="360"/>
+    </w:pPr>
+  </w:p>
+</w:ftr>
+</file>
+
+<file path=word/footer5.xml><?xml version="1.0" encoding="utf-8"?>
+<w:ftr xmlns:wpc="http://schemas.microsoft.com/office/word/2010/wordprocessingCanvas" xmlns:cx="http://schemas.microsoft.com/office/drawing/2014/chartex" xmlns:cx1="http://schemas.microsoft.com/office/drawing/2015/9/8/chartex" xmlns:cx2="http://schemas.microsoft.com/office/drawing/2015/10/21/chartex" xmlns:cx3="http://schemas.microsoft.com/office/drawing/2016/5/9/chartex" xmlns:cx4="http://schemas.microsoft.com/office/drawing/2016/5/10/chartex" xmlns:cx5="http://schemas.microsoft.com/office/drawing/2016/5/11/chartex" xmlns:cx6="http://schemas.microsoft.com/office/drawing/2016/5/12/chartex" xmlns:cx7="http://schemas.microsoft.com/office/drawing/2016/5/13/chartex" xmlns:cx8="http://schemas.microsoft.com/office/drawing/2016/5/14/chartex" xmlns:mc="http://schemas.openxmlformats.org/markup-compatibility/2006" xmlns:aink="http://schemas.microsoft.com/office/drawing/2016/ink" xmlns:am3d="http://schemas.microsoft.com/office/drawing/2017/model3d" xmlns:o="urn:schemas-microsoft-com:office:office" xmlns:oel="http://schemas.microsoft.com/office/2019/extlst" xmlns:r="http://schemas.openxmlformats.org/officeDocument/2006/relationships" xmlns:m="http://schemas.openxmlformats.org/officeDocument/2006/math" xmlns:v="urn:schemas-microsoft-com:vml" xmlns:wp14="http://schemas.microsoft.com/office/word/2010/wordprocessingDrawing" xmlns:wp="http://schemas.openxmlformats.org/drawingml/2006/wordprocessingDrawing" xmlns:w10="urn:schemas-microsoft-com:office:word" xmlns:w="http://schemas.openxmlformats.org/wordprocessingml/2006/main" xmlns:w14="http://schemas.microsoft.com/office/word/2010/wordml" xmlns:w15="http://schemas.microsoft.com/office/word/2012/wordml" xmlns:w16cex="http://schemas.microsoft.com/office/word/2018/wordml/cex" xmlns:w16cid="http://schemas.microsoft.com/office/word/2016/wordml/cid" xmlns:w16="http://schemas.microsoft.com/office/word/2018/wordml" xmlns:w16du="http://schemas.microsoft.com/office/word/2023/wordml/word16du" xmlns:w16sdtdh="http://schemas.microsoft.com/office/word/2020/wordml/sdtdatahash" xmlns:w16sdtfl="http://schemas.microsoft.com/office/word/2024/wordml/sdtformatlock" xmlns:w16se="http://schemas.microsoft.com/office/word/2015/wordml/symex" xmlns:wpg="http://schemas.microsoft.com/office/word/2010/wordprocessingGroup" xmlns:wpi="http://schemas.microsoft.com/office/word/2010/wordprocessingInk" xmlns:wne="http://schemas.microsoft.com/office/word/2006/wordml" xmlns:wps="http://schemas.microsoft.com/office/word/2010/wordprocessingShape" mc:Ignorable="w14 w15 w16se w16cid w16 w16cex w16sdtdh w16sdtfl w16du wp14">
+  <w:p>
+    <w:pPr>
+      <w:pStyle w:val="a8"/>
+      <w:ind w:firstLine="360"/>
       <w:jc w:val="center"/>
     </w:pPr>
     <w:r>
       <w:rPr>
         <w:noProof/>
-        <w:lang w:val="en-US"/>
       </w:rPr>
-      <mc:AlternateContent>
-        <mc:Choice Requires="wps">
-          <w:drawing>
-            <wp:anchor distT="0" distB="0" distL="114300" distR="114300" simplePos="0" relativeHeight="251659264" behindDoc="0" locked="0" layoutInCell="1" allowOverlap="1" wp14:anchorId="236028D6" wp14:editId="3B0B64AC">
-              <wp:simplePos x="0" y="0"/>
-              <wp:positionH relativeFrom="margin">
-                <wp:align>center</wp:align>
-              </wp:positionH>
-              <wp:positionV relativeFrom="paragraph">
-                <wp:posOffset>0</wp:posOffset>
-              </wp:positionV>
-              <wp:extent cx="1828800" cy="1828800"/>
-              <wp:effectExtent l="0" t="0" r="0" b="0"/>
-              <wp:wrapNone/>
-              <wp:docPr id="1" name="文本框 1"/>
-              <wp:cNvGraphicFramePr/>
-              <a:graphic xmlns:a="http://schemas.openxmlformats.org/drawingml/2006/main">
-                <a:graphicData uri="http://schemas.microsoft.com/office/word/2010/wordprocessingShape">
-                  <wps:wsp>
-                    <wps:cNvSpPr txBox="1"/>
-                    <wps:spPr>
-                      <a:xfrm>
-                        <a:off x="0" y="0"/>
-                        <a:ext cx="1828800" cy="1828800"/>
-                      </a:xfrm>
-                      <a:prstGeom prst="rect">
-                        <a:avLst/>
-                      </a:prstGeom>
-                      <a:noFill/>
-                      <a:ln w="6350">
-                        <a:noFill/>
-                      </a:ln>
-                      <a:extLst>
-                        <a:ext uri="{909E8E84-426E-40DD-AFC4-6F175D3DCCD1}">
-                          <a14:hiddenFill xmlns:a14="http://schemas.microsoft.com/office/drawing/2010/main">
-                            <a:solidFill>
-                              <a:schemeClr val="lt1"/>
-                            </a:solidFill>
-                          </a14:hiddenFill>
-                        </a:ext>
-                        <a:ext uri="{91240B29-F687-4F45-9708-019B960494DF}">
-                          <a14:hiddenLine xmlns:a14="http://schemas.microsoft.com/office/drawing/2010/main" w="6350">
-                            <a:solidFill>
-                              <a:prstClr val="black"/>
-                            </a:solidFill>
-                          </a14:hiddenLine>
-                        </a:ext>
-                      </a:extLst>
-                    </wps:spPr>
-                    <wps:style>
-                      <a:lnRef idx="0">
-                        <a:schemeClr val="accent1"/>
-                      </a:lnRef>
-                      <a:fillRef idx="0">
-                        <a:schemeClr val="accent1"/>
-                      </a:fillRef>
-                      <a:effectRef idx="0">
-                        <a:schemeClr val="accent1"/>
-                      </a:effectRef>
-                      <a:fontRef idx="minor">
-                        <a:schemeClr val="dk1"/>
-                      </a:fontRef>
-                    </wps:style>
-                    <wps:txbx>
-                      <w:txbxContent>
-                        <w:sdt>
-                          <w:sdtPr>
-                            <w:id w:val="-622769584"/>
-                          </w:sdtPr>
-                          <w:sdtContent>
-                            <w:p>
-                              <w:pPr>
-                                <w:pStyle w:val="a8"/>
-                                <w:ind w:firstLine="360"/>
-                                <w:jc w:val="center"/>
-                              </w:pPr>
-                              <w:r>
-                                <w:fldChar w:fldCharType="begin"/>
-                              </w:r>
-                              <w:r>
-                                <w:instrText>PAGE   \* MERGEFORMAT</w:instrText>
-                              </w:r>
-                              <w:r>
-                                <w:fldChar w:fldCharType="separate"/>
-                              </w:r>
-                              <w:r>
-                                <w:rPr>
-                                  <w:noProof/>
-                                </w:rPr>
-                                <w:t>1</w:t>
-                              </w:r>
-                              <w:r>
-                                <w:fldChar w:fldCharType="end"/>
-                              </w:r>
-                            </w:p>
-                          </w:sdtContent>
-                        </w:sdt>
-                        <w:p>
-                          <w:pPr>
-                            <w:ind w:firstLine="480"/>
-                          </w:pPr>
-                        </w:p>
-                      </w:txbxContent>
-                    </wps:txbx>
-                    <wps:bodyPr rot="0" spcFirstLastPara="0" vertOverflow="overflow" horzOverflow="overflow" vert="horz" wrap="none" lIns="0" tIns="0" rIns="0" bIns="0" numCol="1" spcCol="0" rtlCol="0" fromWordArt="0" anchor="t" anchorCtr="0" forceAA="0" compatLnSpc="1">
-                      <a:spAutoFit/>
-                    </wps:bodyPr>
-                  </wps:wsp>
-                </a:graphicData>
-              </a:graphic>
-            </wp:anchor>
-          </w:drawing>
-        </mc:Choice>
-        <mc:Fallback>
-          <w:pict>
-            <v:shapetype w14:anchorId="236028D6" id="_x0000_t202" coordsize="21600,21600" o:spt="202" path="m,l,21600r21600,l21600,xe">
-              <v:stroke joinstyle="miter"/>
-              <v:path gradientshapeok="t" o:connecttype="rect"/>
-            </v:shapetype>
-            <v:shape id="文本框 1" o:spid="_x0000_s1026" type="#_x0000_t202" style="position:absolute;left:0;text-align:left;margin-left:0;margin-top:0;width:2in;height:2in;z-index:251659264;visibility:visible;mso-wrap-style:none;mso-wrap-distance-left:9pt;mso-wrap-distance-top:0;mso-wrap-distance-right:9pt;mso-wrap-distance-bottom:0;mso-position-horizontal:center;mso-position-horizontal-relative:margin;mso-position-vertical:absolute;mso-position-vertical-relative:text;v-text-anchor:top" o:gfxdata="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" filled="f" fillcolor="white [3201]" stroked="f" strokeweight=".5pt">
-              <v:textbox style="mso-fit-shape-to-text:t" inset="0,0,0,0">
-                <w:txbxContent>
-                  <w:sdt>
-                    <w:sdtPr>
-                      <w:id w:val="-622769584"/>
-                    </w:sdtPr>
-                    <w:sdtContent>
-                      <w:p>
-                        <w:pPr>
-                          <w:pStyle w:val="a8"/>
-                          <w:ind w:firstLine="360"/>
-                          <w:jc w:val="center"/>
-                        </w:pPr>
-                        <w:r>
-                          <w:fldChar w:fldCharType="begin"/>
-                        </w:r>
-                        <w:r>
-                          <w:instrText>PAGE   \* MERGEFORMAT</w:instrText>
-                        </w:r>
-                        <w:r>
-                          <w:fldChar w:fldCharType="separate"/>
-                        </w:r>
-                        <w:r>
-                          <w:rPr>
-                            <w:noProof/>
-                          </w:rPr>
-                          <w:t>1</w:t>
-                        </w:r>
-                        <w:r>
-                          <w:fldChar w:fldCharType="end"/>
-                        </w:r>
-                      </w:p>
-                    </w:sdtContent>
-                  </w:sdt>
+      <w:pict w14:anchorId="244358F7">
+        <v:shapetype id="_x0000_t202" coordsize="21600,21600" o:spt="202" path="m,l,21600r21600,l21600,xe">
+          <v:stroke joinstyle="miter"/>
+          <v:path gradientshapeok="t" o:connecttype="rect"/>
+        </v:shapetype>
+        <v:shape id="文本框 1" o:spid="_x0000_s1025" type="#_x0000_t202" style="position:absolute;left:0;text-align:left;margin-left:0;margin-top:0;width:2in;height:2in;z-index:251659264;visibility:visible;mso-wrap-style:none;mso-wrap-distance-left:9pt;mso-wrap-distance-top:0;mso-wrap-distance-right:9pt;mso-wrap-distance-bottom:0;mso-position-horizontal:center;mso-position-horizontal-relative:margin;mso-position-vertical:absolute;mso-position-vertical-relative:text;v-text-anchor:top" o:gfxdata="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" filled="f" fillcolor="white [3201]" stroked="f" strokeweight=".5pt">
+          <v:textbox style="mso-next-textbox:#文本框 1;mso-fit-shape-to-text:t" inset="0,0,0,0">
+            <w:txbxContent>
+              <w:sdt>
+                <w:sdtPr>
+                  <w:id w:val="-622769584"/>
+                </w:sdtPr>
+                <w:sdtContent>
                   <w:p>
                     <w:pPr>
-                      <w:ind w:firstLine="480"/>
+                      <w:pStyle w:val="a8"/>
+                      <w:ind w:firstLine="360"/>
+                      <w:jc w:val="center"/>
                     </w:pPr>
+                    <w:r>
+                      <w:fldChar w:fldCharType="begin"/>
+                    </w:r>
+                    <w:r>
+                      <w:instrText>PAGE   \* MERGEFORMAT</w:instrText>
+                    </w:r>
+                    <w:r>
+                      <w:fldChar w:fldCharType="separate"/>
+                    </w:r>
+                    <w:r>
+                      <w:rPr>
+                        <w:noProof/>
+                      </w:rPr>
+                      <w:t>1</w:t>
+                    </w:r>
+                    <w:r>
+                      <w:fldChar w:fldCharType="end"/>
+                    </w:r>
                   </w:p>
-                </w:txbxContent>
-              </v:textbox>
-              <w10:wrap anchorx="margin"/>
-            </v:shape>
-          </w:pict>
-        </mc:Fallback>
-      </mc:AlternateContent>
+                </w:sdtContent>
+              </w:sdt>
+              <w:p>
+                <w:pPr>
+                  <w:ind w:firstLine="480"/>
+                </w:pPr>
+              </w:p>
+            </w:txbxContent>
+          </v:textbox>
+          <w10:wrap anchorx="margin"/>
+        </v:shape>
+      </w:pict>
     </w:r>
   </w:p>
   <w:p>
@@ -7299,6 +8961,17 @@
 </file>
 
 <file path=word/header1.xml><?xml version="1.0" encoding="utf-8"?>
+<w:hdr xmlns:wpc="http://schemas.microsoft.com/office/word/2010/wordprocessingCanvas" xmlns:cx="http://schemas.microsoft.com/office/drawing/2014/chartex" xmlns:cx1="http://schemas.microsoft.com/office/drawing/2015/9/8/chartex" xmlns:cx2="http://schemas.microsoft.com/office/drawing/2015/10/21/chartex" xmlns:cx3="http://schemas.microsoft.com/office/drawing/2016/5/9/chartex" xmlns:cx4="http://schemas.microsoft.com/office/drawing/2016/5/10/chartex" xmlns:cx5="http://schemas.microsoft.com/office/drawing/2016/5/11/chartex" xmlns:cx6="http://schemas.microsoft.com/office/drawing/2016/5/12/chartex" xmlns:cx7="http://schemas.microsoft.com/office/drawing/2016/5/13/chartex" xmlns:cx8="http://schemas.microsoft.com/office/drawing/2016/5/14/chartex" xmlns:mc="http://schemas.openxmlformats.org/markup-compatibility/2006" xmlns:aink="http://schemas.microsoft.com/office/drawing/2016/ink" xmlns:am3d="http://schemas.microsoft.com/office/drawing/2017/model3d" xmlns:o="urn:schemas-microsoft-com:office:office" xmlns:oel="http://schemas.microsoft.com/office/2019/extlst" xmlns:r="http://schemas.openxmlformats.org/officeDocument/2006/relationships" xmlns:m="http://schemas.openxmlformats.org/officeDocument/2006/math" xmlns:v="urn:schemas-microsoft-com:vml" xmlns:wp14="http://schemas.microsoft.com/office/word/2010/wordprocessingDrawing" xmlns:wp="http://schemas.openxmlformats.org/drawingml/2006/wordprocessingDrawing" xmlns:w10="urn:schemas-microsoft-com:office:word" xmlns:w="http://schemas.openxmlformats.org/wordprocessingml/2006/main" xmlns:w14="http://schemas.microsoft.com/office/word/2010/wordml" xmlns:w15="http://schemas.microsoft.com/office/word/2012/wordml" xmlns:w16cex="http://schemas.microsoft.com/office/word/2018/wordml/cex" xmlns:w16cid="http://schemas.microsoft.com/office/word/2016/wordml/cid" xmlns:w16="http://schemas.microsoft.com/office/word/2018/wordml" xmlns:w16du="http://schemas.microsoft.com/office/word/2023/wordml/word16du" xmlns:w16sdtdh="http://schemas.microsoft.com/office/word/2020/wordml/sdtdatahash" xmlns:w16sdtfl="http://schemas.microsoft.com/office/word/2024/wordml/sdtformatlock" xmlns:w16se="http://schemas.microsoft.com/office/word/2015/wordml/symex" xmlns:wpg="http://schemas.microsoft.com/office/word/2010/wordprocessingGroup" xmlns:wpi="http://schemas.microsoft.com/office/word/2010/wordprocessingInk" xmlns:wne="http://schemas.microsoft.com/office/word/2006/wordml" xmlns:wps="http://schemas.microsoft.com/office/word/2010/wordprocessingShape" mc:Ignorable="w14 w15 w16se w16cid w16 w16cex w16sdtdh w16sdtfl w16du wp14">
+  <w:p>
+    <w:pPr>
+      <w:pStyle w:val="aa"/>
+      <w:ind w:firstLine="360"/>
+    </w:pPr>
+  </w:p>
+</w:hdr>
+</file>
+
+<file path=word/header2.xml><?xml version="1.0" encoding="utf-8"?>
 <w:hdr xmlns:wpc="http://schemas.microsoft.com/office/word/2010/wordprocessingCanvas" xmlns:cx="http://schemas.microsoft.com/office/drawing/2014/chartex" xmlns:cx1="http://schemas.microsoft.com/office/drawing/2015/9/8/chartex" xmlns:cx2="http://schemas.microsoft.com/office/drawing/2015/10/21/chartex" xmlns:cx3="http://schemas.microsoft.com/office/drawing/2016/5/9/chartex" xmlns:cx4="http://schemas.microsoft.com/office/drawing/2016/5/10/chartex" xmlns:cx5="http://schemas.microsoft.com/office/drawing/2016/5/11/chartex" xmlns:cx6="http://schemas.microsoft.com/office/drawing/2016/5/12/chartex" xmlns:cx7="http://schemas.microsoft.com/office/drawing/2016/5/13/chartex" xmlns:cx8="http://schemas.microsoft.com/office/drawing/2016/5/14/chartex" xmlns:mc="http://schemas.openxmlformats.org/markup-compatibility/2006" xmlns:aink="http://schemas.microsoft.com/office/drawing/2016/ink" xmlns:am3d="http://schemas.microsoft.com/office/drawing/2017/model3d" xmlns:o="urn:schemas-microsoft-com:office:office" xmlns:oel="http://schemas.microsoft.com/office/2019/extlst" xmlns:r="http://schemas.openxmlformats.org/officeDocument/2006/relationships" xmlns:m="http://schemas.openxmlformats.org/officeDocument/2006/math" xmlns:v="urn:schemas-microsoft-com:vml" xmlns:wp14="http://schemas.microsoft.com/office/word/2010/wordprocessingDrawing" xmlns:wp="http://schemas.openxmlformats.org/drawingml/2006/wordprocessingDrawing" xmlns:w10="urn:schemas-microsoft-com:office:word" xmlns:w="http://schemas.openxmlformats.org/wordprocessingml/2006/main" xmlns:w14="http://schemas.microsoft.com/office/word/2010/wordml" xmlns:w15="http://schemas.microsoft.com/office/word/2012/wordml" xmlns:w16cex="http://schemas.microsoft.com/office/word/2018/wordml/cex" xmlns:w16cid="http://schemas.microsoft.com/office/word/2016/wordml/cid" xmlns:w16="http://schemas.microsoft.com/office/word/2018/wordml" xmlns:w16du="http://schemas.microsoft.com/office/word/2023/wordml/word16du" xmlns:w16sdtdh="http://schemas.microsoft.com/office/word/2020/wordml/sdtdatahash" xmlns:w16sdtfl="http://schemas.microsoft.com/office/word/2024/wordml/sdtformatlock" xmlns:w16se="http://schemas.microsoft.com/office/word/2015/wordml/symex" xmlns:wpg="http://schemas.microsoft.com/office/word/2010/wordprocessingGroup" xmlns:wpi="http://schemas.microsoft.com/office/word/2010/wordprocessingInk" xmlns:wne="http://schemas.microsoft.com/office/word/2006/wordml" xmlns:wps="http://schemas.microsoft.com/office/word/2010/wordprocessingShape" mc:Ignorable="w14 w15 w16se w16cid w16 w16cex w16sdtdh w16sdtfl w16du wp14">
   <w:p>
     <w:pPr>
@@ -7321,6 +8994,17 @@
       </w:rPr>
       <w:t>结题报告</w:t>
     </w:r>
+  </w:p>
+</w:hdr>
+</file>
+
+<file path=word/header3.xml><?xml version="1.0" encoding="utf-8"?>
+<w:hdr xmlns:wpc="http://schemas.microsoft.com/office/word/2010/wordprocessingCanvas" xmlns:cx="http://schemas.microsoft.com/office/drawing/2014/chartex" xmlns:cx1="http://schemas.microsoft.com/office/drawing/2015/9/8/chartex" xmlns:cx2="http://schemas.microsoft.com/office/drawing/2015/10/21/chartex" xmlns:cx3="http://schemas.microsoft.com/office/drawing/2016/5/9/chartex" xmlns:cx4="http://schemas.microsoft.com/office/drawing/2016/5/10/chartex" xmlns:cx5="http://schemas.microsoft.com/office/drawing/2016/5/11/chartex" xmlns:cx6="http://schemas.microsoft.com/office/drawing/2016/5/12/chartex" xmlns:cx7="http://schemas.microsoft.com/office/drawing/2016/5/13/chartex" xmlns:cx8="http://schemas.microsoft.com/office/drawing/2016/5/14/chartex" xmlns:mc="http://schemas.openxmlformats.org/markup-compatibility/2006" xmlns:aink="http://schemas.microsoft.com/office/drawing/2016/ink" xmlns:am3d="http://schemas.microsoft.com/office/drawing/2017/model3d" xmlns:o="urn:schemas-microsoft-com:office:office" xmlns:oel="http://schemas.microsoft.com/office/2019/extlst" xmlns:r="http://schemas.openxmlformats.org/officeDocument/2006/relationships" xmlns:m="http://schemas.openxmlformats.org/officeDocument/2006/math" xmlns:v="urn:schemas-microsoft-com:vml" xmlns:wp14="http://schemas.microsoft.com/office/word/2010/wordprocessingDrawing" xmlns:wp="http://schemas.openxmlformats.org/drawingml/2006/wordprocessingDrawing" xmlns:w10="urn:schemas-microsoft-com:office:word" xmlns:w="http://schemas.openxmlformats.org/wordprocessingml/2006/main" xmlns:w14="http://schemas.microsoft.com/office/word/2010/wordml" xmlns:w15="http://schemas.microsoft.com/office/word/2012/wordml" xmlns:w16cex="http://schemas.microsoft.com/office/word/2018/wordml/cex" xmlns:w16cid="http://schemas.microsoft.com/office/word/2016/wordml/cid" xmlns:w16="http://schemas.microsoft.com/office/word/2018/wordml" xmlns:w16du="http://schemas.microsoft.com/office/word/2023/wordml/word16du" xmlns:w16sdtdh="http://schemas.microsoft.com/office/word/2020/wordml/sdtdatahash" xmlns:w16sdtfl="http://schemas.microsoft.com/office/word/2024/wordml/sdtformatlock" xmlns:w16se="http://schemas.microsoft.com/office/word/2015/wordml/symex" xmlns:wpg="http://schemas.microsoft.com/office/word/2010/wordprocessingGroup" xmlns:wpi="http://schemas.microsoft.com/office/word/2010/wordprocessingInk" xmlns:wne="http://schemas.microsoft.com/office/word/2006/wordml" xmlns:wps="http://schemas.microsoft.com/office/word/2010/wordprocessingShape" mc:Ignorable="w14 w15 w16se w16cid w16 w16cex w16sdtdh w16sdtfl w16du wp14">
+  <w:p>
+    <w:pPr>
+      <w:pStyle w:val="aa"/>
+      <w:ind w:firstLine="360"/>
+    </w:pPr>
   </w:p>
 </w:hdr>
 </file>
@@ -9007,10 +10691,6 @@
 </file>
 
 <file path=customXml/item1.xml><?xml version="1.0" encoding="utf-8"?>
-<b:Sources xmlns:b="http://schemas.openxmlformats.org/officeDocument/2006/bibliography" xmlns="http://schemas.openxmlformats.org/officeDocument/2006/bibliography" SelectedStyle="\APASixthEditionOfficeOnline.xsl" StyleName="APA" Version="6"/>
-</file>
-
-<file path=customXml/item2.xml><?xml version="1.0" encoding="utf-8"?>
 <s:customData xmlns="http://www.wps.cn/officeDocument/2013/wpsCustomData" xmlns:s="http://www.wps.cn/officeDocument/2013/wpsCustomData">
   <customSectProps>
     <customSectPr/>
@@ -9026,18 +10706,22 @@
 </s:customData>
 </file>
 
+<file path=customXml/item2.xml><?xml version="1.0" encoding="utf-8"?>
+<b:Sources xmlns:b="http://schemas.openxmlformats.org/officeDocument/2006/bibliography" xmlns="http://schemas.openxmlformats.org/officeDocument/2006/bibliography" SelectedStyle="\APASixthEditionOfficeOnline.xsl" StyleName="APA" Version="6"/>
+</file>
+
 <file path=customXml/itemProps1.xml><?xml version="1.0" encoding="utf-8"?>
+<ds:datastoreItem xmlns:ds="http://schemas.openxmlformats.org/officeDocument/2006/customXml" ds:itemID="{B1977F7D-205B-4081-913C-38D41E755F92}">
+  <ds:schemaRefs>
+    <ds:schemaRef ds:uri="http://www.wps.cn/officeDocument/2013/wpsCustomData"/>
+  </ds:schemaRefs>
+</ds:datastoreItem>
+</file>
+
+<file path=customXml/itemProps2.xml><?xml version="1.0" encoding="utf-8"?>
 <ds:datastoreItem xmlns:ds="http://schemas.openxmlformats.org/officeDocument/2006/customXml" ds:itemID="{FB1020A2-E401-45A2-95F2-18E6BD0E7EE8}">
   <ds:schemaRefs>
     <ds:schemaRef ds:uri="http://schemas.openxmlformats.org/officeDocument/2006/bibliography"/>
   </ds:schemaRefs>
 </ds:datastoreItem>
-</file>
-
-<file path=customXml/itemProps2.xml><?xml version="1.0" encoding="utf-8"?>
-<ds:datastoreItem xmlns:ds="http://schemas.openxmlformats.org/officeDocument/2006/customXml" ds:itemID="{B1977F7D-205B-4081-913C-38D41E755F92}">
-  <ds:schemaRefs>
-    <ds:schemaRef ds:uri="http://www.wps.cn/officeDocument/2013/wpsCustomData"/>
-  </ds:schemaRefs>
-</ds:datastoreItem>
 </file>